--- a/DSA521S_Group11_Project_Report.docx
+++ b/DSA521S_Group11_Project_Report.docx
@@ -127,8 +127,6 @@
       <w:tblPr>
         <w:tblW w:type="auto" w:w="0"/>
         <w:jc w:val="left"/>
-        <w:tblLayout w:type="fixed"/>
-        <w:tblLook w:firstColumn="1" w:firstRow="1" w:lastColumn="0" w:lastRow="0" w:noHBand="0" w:noVBand="1" w:val="04A0"/>
         <w:tblBorders>
           <w:top w:val="single" w:sz="4" w:color="D4D1CA"/>
           <w:left w:val="single" w:sz="4" w:color="D4D1CA"/>
@@ -137,6 +135,8 @@
           <w:insideH w:val="single" w:sz="4" w:color="D4D1CA"/>
           <w:insideV w:val="single" w:sz="4" w:color="D4D1CA"/>
         </w:tblBorders>
+        <w:tblLayout w:type="fixed"/>
+        <w:tblLook w:firstColumn="1" w:firstRow="1" w:lastColumn="0" w:lastRow="0" w:noHBand="0" w:noVBand="1" w:val="04A0"/>
       </w:tblPr>
       <w:tblGrid>
         <w:gridCol w:w="2338"/>
@@ -682,8 +682,6 @@
       <w:tblPr>
         <w:tblW w:type="auto" w:w="0"/>
         <w:jc w:val="left"/>
-        <w:tblLayout w:type="fixed"/>
-        <w:tblLook w:firstColumn="1" w:firstRow="1" w:lastColumn="0" w:lastRow="0" w:noHBand="0" w:noVBand="1" w:val="04A0"/>
         <w:tblBorders>
           <w:top w:val="single" w:sz="4" w:color="D4D1CA"/>
           <w:left w:val="single" w:sz="4" w:color="D4D1CA"/>
@@ -692,6 +690,8 @@
           <w:insideH w:val="single" w:sz="4" w:color="D4D1CA"/>
           <w:insideV w:val="single" w:sz="4" w:color="D4D1CA"/>
         </w:tblBorders>
+        <w:tblLayout w:type="fixed"/>
+        <w:tblLook w:firstColumn="1" w:firstRow="1" w:lastColumn="0" w:lastRow="0" w:noHBand="0" w:noVBand="1" w:val="04A0"/>
       </w:tblPr>
       <w:tblGrid>
         <w:gridCol w:w="4677"/>
@@ -1003,10 +1003,10 @@
     <w:p>
       <w:pPr>
         <w:keepNext/>
-        <w:spacing w:before="0" w:after="160"/>
         <w:pBdr>
           <w:bottom w:val="single" w:sz="12" w:color="01696F"/>
         </w:pBdr>
+        <w:spacing w:before="0" w:after="160"/>
       </w:pPr>
     </w:p>
     <w:p>
@@ -1059,8 +1059,6 @@
       <w:tblPr>
         <w:tblW w:type="auto" w:w="0"/>
         <w:jc w:val="left"/>
-        <w:tblLayout w:type="fixed"/>
-        <w:tblLook w:firstColumn="1" w:firstRow="1" w:lastColumn="0" w:lastRow="0" w:noHBand="0" w:noVBand="1" w:val="04A0"/>
         <w:tblBorders>
           <w:top w:val="single" w:sz="4" w:color="D4D1CA"/>
           <w:left w:val="single" w:sz="4" w:color="D4D1CA"/>
@@ -1069,6 +1067,8 @@
           <w:insideH w:val="single" w:sz="4" w:color="D4D1CA"/>
           <w:insideV w:val="single" w:sz="4" w:color="D4D1CA"/>
         </w:tblBorders>
+        <w:tblLayout w:type="fixed"/>
+        <w:tblLook w:firstColumn="1" w:firstRow="1" w:lastColumn="0" w:lastRow="0" w:noHBand="0" w:noVBand="1" w:val="04A0"/>
       </w:tblPr>
       <w:tblGrid>
         <w:gridCol w:w="2338"/>
@@ -2039,11 +2039,6 @@
       </w:r>
     </w:p>
     <w:p>
-      <w:r>
-        <w:br w:type="page"/>
-      </w:r>
-    </w:p>
-    <w:p>
       <w:pPr>
         <w:keepNext/>
         <w:spacing w:before="320" w:after="40"/>
@@ -2062,10 +2057,10 @@
     <w:p>
       <w:pPr>
         <w:keepNext/>
-        <w:spacing w:before="0" w:after="160"/>
         <w:pBdr>
           <w:bottom w:val="single" w:sz="12" w:color="01696F"/>
         </w:pBdr>
+        <w:spacing w:before="0" w:after="160"/>
       </w:pPr>
     </w:p>
     <w:p>
@@ -2219,7 +2214,6 @@
       <w:tblPr>
         <w:tblW w:type="auto" w:w="0"/>
         <w:jc w:val="left"/>
-        <w:tblLook w:firstColumn="1" w:firstRow="1" w:lastColumn="0" w:lastRow="0" w:noHBand="0" w:noVBand="1" w:val="04A0"/>
         <w:tblBorders>
           <w:top w:val="single" w:sz="4" w:color="D4D1CA"/>
           <w:left w:val="single" w:sz="4" w:color="D4D1CA"/>
@@ -2228,6 +2222,7 @@
           <w:insideH w:val="single" w:sz="4" w:color="D4D1CA"/>
           <w:insideV w:val="single" w:sz="4" w:color="D4D1CA"/>
         </w:tblBorders>
+        <w:tblLook w:firstColumn="1" w:firstRow="1" w:lastColumn="0" w:lastRow="0" w:noHBand="0" w:noVBand="1" w:val="04A0"/>
       </w:tblPr>
       <w:tblGrid>
         <w:gridCol w:w="9354"/>
@@ -2246,7 +2241,7 @@
               <w:rPr>
                 <w:rFonts w:ascii="Courier New" w:hAnsi="Courier New"/>
                 <w:color w:val="28251D"/>
-                <w:sz w:val="14"/>
+                <w:sz w:val="13"/>
               </w:rPr>
               <w:t xml:space="preserve"> front                                                              rear</w:t>
             </w:r>
@@ -2259,7 +2254,7 @@
               <w:rPr>
                 <w:rFonts w:ascii="Courier New" w:hAnsi="Courier New"/>
                 <w:color w:val="28251D"/>
-                <w:sz w:val="14"/>
+                <w:sz w:val="13"/>
               </w:rPr>
               <w:t xml:space="preserve">   |                                                                  |</w:t>
             </w:r>
@@ -2272,7 +2267,7 @@
               <w:rPr>
                 <w:rFonts w:ascii="Courier New" w:hAnsi="Courier New"/>
                 <w:color w:val="28251D"/>
-                <w:sz w:val="14"/>
+                <w:sz w:val="13"/>
               </w:rPr>
               <w:t xml:space="preserve">   v                                                                  v</w:t>
             </w:r>
@@ -2285,7 +2280,7 @@
               <w:rPr>
                 <w:rFonts w:ascii="Courier New" w:hAnsi="Courier New"/>
                 <w:color w:val="28251D"/>
-                <w:sz w:val="14"/>
+                <w:sz w:val="13"/>
               </w:rPr>
               <w:t>+---------+   +---------+   +-----------+   +---------+   +-----------+   +----------+</w:t>
             </w:r>
@@ -2298,7 +2293,7 @@
               <w:rPr>
                 <w:rFonts w:ascii="Courier New" w:hAnsi="Courier New"/>
                 <w:color w:val="28251D"/>
-                <w:sz w:val="14"/>
+                <w:sz w:val="13"/>
               </w:rPr>
               <w:t>|  Maria  |--&gt;|  Tomas  |--&gt;|  Ndapewa  |--&gt;|  Simon  |--&gt;|  Johanna  |--&gt;|  Petrus  |--&gt; NULL</w:t>
             </w:r>
@@ -2311,7 +2306,7 @@
               <w:rPr>
                 <w:rFonts w:ascii="Courier New" w:hAnsi="Courier New"/>
                 <w:color w:val="28251D"/>
-                <w:sz w:val="14"/>
+                <w:sz w:val="13"/>
               </w:rPr>
               <w:t>| 12 min  |   |  5 min  |   |   8 min   |   |  4 min  |   |   9 min   |   |  15 min  |</w:t>
             </w:r>
@@ -2324,7 +2319,7 @@
               <w:rPr>
                 <w:rFonts w:ascii="Courier New" w:hAnsi="Courier New"/>
                 <w:color w:val="28251D"/>
-                <w:sz w:val="14"/>
+                <w:sz w:val="13"/>
               </w:rPr>
               <w:t>+---------+   +---------+   +-----------+   +---------+   +-----------+   +----------+</w:t>
             </w:r>
@@ -2337,7 +2332,7 @@
               <w:rPr>
                 <w:rFonts w:ascii="Courier New" w:hAnsi="Courier New"/>
                 <w:color w:val="28251D"/>
-                <w:sz w:val="14"/>
+                <w:sz w:val="13"/>
               </w:rPr>
               <w:t xml:space="preserve">  arrival 1     arrival 2      arrival 3      arrival 4      arrival 5       arrival 6</w:t>
             </w:r>
@@ -2350,7 +2345,7 @@
               <w:rPr>
                 <w:rFonts w:ascii="Courier New" w:hAnsi="Courier New"/>
                 <w:color w:val="28251D"/>
-                <w:sz w:val="14"/>
+                <w:sz w:val="13"/>
               </w:rPr>
             </w:r>
           </w:p>
@@ -2362,7 +2357,7 @@
               <w:rPr>
                 <w:rFonts w:ascii="Courier New" w:hAnsi="Courier New"/>
                 <w:color w:val="28251D"/>
-                <w:sz w:val="14"/>
+                <w:sz w:val="13"/>
               </w:rPr>
               <w:t xml:space="preserve">  enqueue(student) adds at the REAR  --&gt;            &lt;-- dequeue() removes from the FRONT</w:t>
             </w:r>
@@ -2395,7 +2390,6 @@
       <w:tblPr>
         <w:tblW w:type="auto" w:w="0"/>
         <w:jc w:val="left"/>
-        <w:tblLook w:firstColumn="1" w:firstRow="1" w:lastColumn="0" w:lastRow="0" w:noHBand="0" w:noVBand="1" w:val="04A0"/>
         <w:tblBorders>
           <w:top w:val="single" w:sz="4" w:color="D4D1CA"/>
           <w:left w:val="single" w:sz="4" w:color="D4D1CA"/>
@@ -2404,6 +2398,7 @@
           <w:insideH w:val="single" w:sz="4" w:color="D4D1CA"/>
           <w:insideV w:val="single" w:sz="4" w:color="D4D1CA"/>
         </w:tblBorders>
+        <w:tblLook w:firstColumn="1" w:firstRow="1" w:lastColumn="0" w:lastRow="0" w:noHBand="0" w:noVBand="1" w:val="04A0"/>
       </w:tblPr>
       <w:tblGrid>
         <w:gridCol w:w="9354"/>
@@ -2422,7 +2417,7 @@
               <w:rPr>
                 <w:rFonts w:ascii="Courier New" w:hAnsi="Courier New"/>
                 <w:color w:val="28251D"/>
-                <w:sz w:val="14"/>
+                <w:sz w:val="13"/>
               </w:rPr>
               <w:t xml:space="preserve"> front                              rear</w:t>
             </w:r>
@@ -2435,7 +2430,7 @@
               <w:rPr>
                 <w:rFonts w:ascii="Courier New" w:hAnsi="Courier New"/>
                 <w:color w:val="28251D"/>
-                <w:sz w:val="14"/>
+                <w:sz w:val="13"/>
               </w:rPr>
               <w:t xml:space="preserve">   |                                  |</w:t>
             </w:r>
@@ -2448,7 +2443,7 @@
               <w:rPr>
                 <w:rFonts w:ascii="Courier New" w:hAnsi="Courier New"/>
                 <w:color w:val="28251D"/>
-                <w:sz w:val="14"/>
+                <w:sz w:val="13"/>
               </w:rPr>
               <w:t xml:space="preserve">   v                                  v</w:t>
             </w:r>
@@ -2461,7 +2456,7 @@
               <w:rPr>
                 <w:rFonts w:ascii="Courier New" w:hAnsi="Courier New"/>
                 <w:color w:val="28251D"/>
-                <w:sz w:val="14"/>
+                <w:sz w:val="13"/>
               </w:rPr>
               <w:t>+---------+   +-----------+   +----------+</w:t>
             </w:r>
@@ -2474,7 +2469,7 @@
               <w:rPr>
                 <w:rFonts w:ascii="Courier New" w:hAnsi="Courier New"/>
                 <w:color w:val="28251D"/>
-                <w:sz w:val="14"/>
+                <w:sz w:val="13"/>
               </w:rPr>
               <w:t>|  Simon  |--&gt;|  Johanna  |--&gt;|  Petrus  |--&gt; NULL      Maria, Tomas and Ndapewa were</w:t>
             </w:r>
@@ -2487,7 +2482,7 @@
               <w:rPr>
                 <w:rFonts w:ascii="Courier New" w:hAnsi="Courier New"/>
                 <w:color w:val="28251D"/>
-                <w:sz w:val="14"/>
+                <w:sz w:val="13"/>
               </w:rPr>
               <w:t>|  4 min  |   |   9 min   |   |  15 min  |              removed from the front, in the</w:t>
             </w:r>
@@ -2500,7 +2495,7 @@
               <w:rPr>
                 <w:rFonts w:ascii="Courier New" w:hAnsi="Courier New"/>
                 <w:color w:val="28251D"/>
-                <w:sz w:val="14"/>
+                <w:sz w:val="13"/>
               </w:rPr>
               <w:t>+---------+   +-----------+   +----------+              exact order in which they arrived.</w:t>
             </w:r>
@@ -2565,7 +2560,7 @@
           <w:color w:val="28251D"/>
           <w:sz w:val="21"/>
         </w:rPr>
-        <w:t xml:space="preserve"> is given in section 5.1.</w:t>
+        <w:t xml:space="preserve"> is given in section 6.1.</w:t>
       </w:r>
     </w:p>
     <w:p>
@@ -2657,11 +2652,6 @@
       </w:r>
     </w:p>
     <w:p>
-      <w:r>
-        <w:br w:type="page"/>
-      </w:r>
-    </w:p>
-    <w:p>
       <w:pPr>
         <w:keepNext/>
         <w:spacing w:before="240" w:after="80"/>
@@ -2732,7 +2722,6 @@
       <w:tblPr>
         <w:tblW w:type="auto" w:w="0"/>
         <w:jc w:val="left"/>
-        <w:tblLook w:firstColumn="1" w:firstRow="1" w:lastColumn="0" w:lastRow="0" w:noHBand="0" w:noVBand="1" w:val="04A0"/>
         <w:tblBorders>
           <w:top w:val="single" w:sz="4" w:color="D4D1CA"/>
           <w:left w:val="single" w:sz="4" w:color="D4D1CA"/>
@@ -2741,6 +2730,7 @@
           <w:insideH w:val="single" w:sz="4" w:color="D4D1CA"/>
           <w:insideV w:val="single" w:sz="4" w:color="D4D1CA"/>
         </w:tblBorders>
+        <w:tblLook w:firstColumn="1" w:firstRow="1" w:lastColumn="0" w:lastRow="0" w:noHBand="0" w:noVBand="1" w:val="04A0"/>
       </w:tblPr>
       <w:tblGrid>
         <w:gridCol w:w="9354"/>
@@ -2759,7 +2749,7 @@
               <w:rPr>
                 <w:rFonts w:ascii="Courier New" w:hAnsi="Courier New"/>
                 <w:color w:val="28251D"/>
-                <w:sz w:val="14"/>
+                <w:sz w:val="13"/>
               </w:rPr>
               <w:t>BEFORE</w:t>
             </w:r>
@@ -2772,7 +2762,7 @@
               <w:rPr>
                 <w:rFonts w:ascii="Courier New" w:hAnsi="Courier New"/>
                 <w:color w:val="28251D"/>
-                <w:sz w:val="14"/>
+                <w:sz w:val="13"/>
               </w:rPr>
               <w:t>head</w:t>
             </w:r>
@@ -2785,7 +2775,7 @@
               <w:rPr>
                 <w:rFonts w:ascii="Courier New" w:hAnsi="Courier New"/>
                 <w:color w:val="28251D"/>
-                <w:sz w:val="14"/>
+                <w:sz w:val="13"/>
               </w:rPr>
               <w:t xml:space="preserve">  |</w:t>
             </w:r>
@@ -2798,7 +2788,7 @@
               <w:rPr>
                 <w:rFonts w:ascii="Courier New" w:hAnsi="Courier New"/>
                 <w:color w:val="28251D"/>
-                <w:sz w:val="14"/>
+                <w:sz w:val="13"/>
               </w:rPr>
               <w:t xml:space="preserve">  v</w:t>
             </w:r>
@@ -2811,7 +2801,7 @@
               <w:rPr>
                 <w:rFonts w:ascii="Courier New" w:hAnsi="Courier New"/>
                 <w:color w:val="28251D"/>
-                <w:sz w:val="14"/>
+                <w:sz w:val="13"/>
               </w:rPr>
               <w:t>+---------+     +---------+     +---------+     +-----------+</w:t>
             </w:r>
@@ -2824,7 +2814,7 @@
               <w:rPr>
                 <w:rFonts w:ascii="Courier New" w:hAnsi="Courier New"/>
                 <w:color w:val="28251D"/>
-                <w:sz w:val="14"/>
+                <w:sz w:val="13"/>
               </w:rPr>
               <w:t>|  Simon  |----&gt;|  Maria  |----&gt;|  Tomas  |----&gt;|  Ndapewa  |----&gt; NULL</w:t>
             </w:r>
@@ -2837,7 +2827,7 @@
               <w:rPr>
                 <w:rFonts w:ascii="Courier New" w:hAnsi="Courier New"/>
                 <w:color w:val="28251D"/>
-                <w:sz w:val="14"/>
+                <w:sz w:val="13"/>
               </w:rPr>
               <w:t>+---------+     +---------+     +---------+     +-----------+</w:t>
             </w:r>
@@ -2850,7 +2840,7 @@
               <w:rPr>
                 <w:rFonts w:ascii="Courier New" w:hAnsi="Courier New"/>
                 <w:color w:val="28251D"/>
-                <w:sz w:val="14"/>
+                <w:sz w:val="13"/>
               </w:rPr>
               <w:t xml:space="preserve">  node 1          node 2          node 3           node 4</w:t>
             </w:r>
@@ -2863,7 +2853,7 @@
               <w:rPr>
                 <w:rFonts w:ascii="Courier New" w:hAnsi="Courier New"/>
                 <w:color w:val="28251D"/>
-                <w:sz w:val="14"/>
+                <w:sz w:val="13"/>
               </w:rPr>
             </w:r>
           </w:p>
@@ -2875,7 +2865,7 @@
               <w:rPr>
                 <w:rFonts w:ascii="Courier New" w:hAnsi="Courier New"/>
                 <w:color w:val="28251D"/>
-                <w:sz w:val="14"/>
+                <w:sz w:val="13"/>
               </w:rPr>
               <w:t>AFTER  insertStudent(Johanna, position 3)</w:t>
             </w:r>
@@ -2888,7 +2878,7 @@
               <w:rPr>
                 <w:rFonts w:ascii="Courier New" w:hAnsi="Courier New"/>
                 <w:color w:val="28251D"/>
-                <w:sz w:val="14"/>
+                <w:sz w:val="13"/>
               </w:rPr>
               <w:t>head</w:t>
             </w:r>
@@ -2901,7 +2891,7 @@
               <w:rPr>
                 <w:rFonts w:ascii="Courier New" w:hAnsi="Courier New"/>
                 <w:color w:val="28251D"/>
-                <w:sz w:val="14"/>
+                <w:sz w:val="13"/>
               </w:rPr>
               <w:t xml:space="preserve">  |</w:t>
             </w:r>
@@ -2914,7 +2904,7 @@
               <w:rPr>
                 <w:rFonts w:ascii="Courier New" w:hAnsi="Courier New"/>
                 <w:color w:val="28251D"/>
-                <w:sz w:val="14"/>
+                <w:sz w:val="13"/>
               </w:rPr>
               <w:t xml:space="preserve">  v</w:t>
             </w:r>
@@ -2927,7 +2917,7 @@
               <w:rPr>
                 <w:rFonts w:ascii="Courier New" w:hAnsi="Courier New"/>
                 <w:color w:val="28251D"/>
-                <w:sz w:val="14"/>
+                <w:sz w:val="13"/>
               </w:rPr>
               <w:t>+---------+     +---------+     +-----------+     +---------+     +-----------+</w:t>
             </w:r>
@@ -2940,7 +2930,7 @@
               <w:rPr>
                 <w:rFonts w:ascii="Courier New" w:hAnsi="Courier New"/>
                 <w:color w:val="28251D"/>
-                <w:sz w:val="14"/>
+                <w:sz w:val="13"/>
               </w:rPr>
               <w:t>|  Simon  |----&gt;|  Maria  |----&gt;|  Johanna  |----&gt;|  Tomas  |----&gt;|  Ndapewa  |----&gt; NULL</w:t>
             </w:r>
@@ -2953,7 +2943,7 @@
               <w:rPr>
                 <w:rFonts w:ascii="Courier New" w:hAnsi="Courier New"/>
                 <w:color w:val="28251D"/>
-                <w:sz w:val="14"/>
+                <w:sz w:val="13"/>
               </w:rPr>
               <w:t>+---------+     +---------+     +-----------+     +---------+     +-----------+</w:t>
             </w:r>
@@ -2966,7 +2956,7 @@
               <w:rPr>
                 <w:rFonts w:ascii="Courier New" w:hAnsi="Courier New"/>
                 <w:color w:val="28251D"/>
-                <w:sz w:val="14"/>
+                <w:sz w:val="13"/>
               </w:rPr>
               <w:t xml:space="preserve">  node 1          node 2           NEW node 3       node 4           node 5</w:t>
             </w:r>
@@ -2979,7 +2969,7 @@
               <w:rPr>
                 <w:rFonts w:ascii="Courier New" w:hAnsi="Courier New"/>
                 <w:color w:val="28251D"/>
-                <w:sz w:val="14"/>
+                <w:sz w:val="13"/>
               </w:rPr>
             </w:r>
           </w:p>
@@ -2991,7 +2981,7 @@
               <w:rPr>
                 <w:rFonts w:ascii="Courier New" w:hAnsi="Courier New"/>
                 <w:color w:val="28251D"/>
-                <w:sz w:val="14"/>
+                <w:sz w:val="13"/>
               </w:rPr>
               <w:t>Two links change:  (1) Johanna.next  &lt;- the node that followed Maria (Tomas)</w:t>
             </w:r>
@@ -3004,7 +2994,7 @@
               <w:rPr>
                 <w:rFonts w:ascii="Courier New" w:hAnsi="Courier New"/>
                 <w:color w:val="28251D"/>
-                <w:sz w:val="14"/>
+                <w:sz w:val="13"/>
               </w:rPr>
               <w:t xml:space="preserve">                   (2) Maria.next    &lt;- Johanna</w:t>
             </w:r>
@@ -3017,7 +3007,7 @@
               <w:rPr>
                 <w:rFonts w:ascii="Courier New" w:hAnsi="Courier New"/>
                 <w:color w:val="28251D"/>
-                <w:sz w:val="14"/>
+                <w:sz w:val="13"/>
               </w:rPr>
               <w:t>No other node moves in memory, and nothing is shifted.</w:t>
             </w:r>
@@ -3050,7 +3040,6 @@
       <w:tblPr>
         <w:tblW w:type="auto" w:w="0"/>
         <w:jc w:val="left"/>
-        <w:tblLook w:firstColumn="1" w:firstRow="1" w:lastColumn="0" w:lastRow="0" w:noHBand="0" w:noVBand="1" w:val="04A0"/>
         <w:tblBorders>
           <w:top w:val="single" w:sz="4" w:color="D4D1CA"/>
           <w:left w:val="single" w:sz="4" w:color="D4D1CA"/>
@@ -3059,6 +3048,7 @@
           <w:insideH w:val="single" w:sz="4" w:color="D4D1CA"/>
           <w:insideV w:val="single" w:sz="4" w:color="D4D1CA"/>
         </w:tblBorders>
+        <w:tblLook w:firstColumn="1" w:firstRow="1" w:lastColumn="0" w:lastRow="0" w:noHBand="0" w:noVBand="1" w:val="04A0"/>
       </w:tblPr>
       <w:tblGrid>
         <w:gridCol w:w="9354"/>
@@ -3077,7 +3067,7 @@
               <w:rPr>
                 <w:rFonts w:ascii="Courier New" w:hAnsi="Courier New"/>
                 <w:color w:val="28251D"/>
-                <w:sz w:val="14"/>
+                <w:sz w:val="13"/>
               </w:rPr>
               <w:t>BEFORE</w:t>
             </w:r>
@@ -3090,7 +3080,7 @@
               <w:rPr>
                 <w:rFonts w:ascii="Courier New" w:hAnsi="Courier New"/>
                 <w:color w:val="28251D"/>
-                <w:sz w:val="14"/>
+                <w:sz w:val="13"/>
               </w:rPr>
               <w:t>head</w:t>
             </w:r>
@@ -3103,7 +3093,7 @@
               <w:rPr>
                 <w:rFonts w:ascii="Courier New" w:hAnsi="Courier New"/>
                 <w:color w:val="28251D"/>
-                <w:sz w:val="14"/>
+                <w:sz w:val="13"/>
               </w:rPr>
               <w:t xml:space="preserve">  |</w:t>
             </w:r>
@@ -3116,7 +3106,7 @@
               <w:rPr>
                 <w:rFonts w:ascii="Courier New" w:hAnsi="Courier New"/>
                 <w:color w:val="28251D"/>
-                <w:sz w:val="14"/>
+                <w:sz w:val="13"/>
               </w:rPr>
               <w:t xml:space="preserve">  v</w:t>
             </w:r>
@@ -3129,7 +3119,7 @@
               <w:rPr>
                 <w:rFonts w:ascii="Courier New" w:hAnsi="Courier New"/>
                 <w:color w:val="28251D"/>
-                <w:sz w:val="14"/>
+                <w:sz w:val="13"/>
               </w:rPr>
               <w:t>+---------+     +---------+     +-----------+     +---------+     +-----------+</w:t>
             </w:r>
@@ -3142,7 +3132,7 @@
               <w:rPr>
                 <w:rFonts w:ascii="Courier New" w:hAnsi="Courier New"/>
                 <w:color w:val="28251D"/>
-                <w:sz w:val="14"/>
+                <w:sz w:val="13"/>
               </w:rPr>
               <w:t>|  Simon  |----&gt;|  Maria  |----&gt;|  Johanna  |----&gt;|  Tomas  |----&gt;|  Ndapewa  |----&gt; NULL</w:t>
             </w:r>
@@ -3155,7 +3145,7 @@
               <w:rPr>
                 <w:rFonts w:ascii="Courier New" w:hAnsi="Courier New"/>
                 <w:color w:val="28251D"/>
-                <w:sz w:val="14"/>
+                <w:sz w:val="13"/>
               </w:rPr>
               <w:t>+---------+     +---------+     +-----------+     +---------+     +-----------+</w:t>
             </w:r>
@@ -3168,7 +3158,7 @@
               <w:rPr>
                 <w:rFonts w:ascii="Courier New" w:hAnsi="Courier New"/>
                 <w:color w:val="28251D"/>
-                <w:sz w:val="14"/>
+                <w:sz w:val="13"/>
               </w:rPr>
               <w:t xml:space="preserve">                                   previous          target</w:t>
             </w:r>
@@ -3181,7 +3171,7 @@
               <w:rPr>
                 <w:rFonts w:ascii="Courier New" w:hAnsi="Courier New"/>
                 <w:color w:val="28251D"/>
-                <w:sz w:val="14"/>
+                <w:sz w:val="13"/>
               </w:rPr>
             </w:r>
           </w:p>
@@ -3193,7 +3183,7 @@
               <w:rPr>
                 <w:rFonts w:ascii="Courier New" w:hAnsi="Courier New"/>
                 <w:color w:val="28251D"/>
-                <w:sz w:val="14"/>
+                <w:sz w:val="13"/>
               </w:rPr>
               <w:t>AFTER  deleteStudent("222034512")</w:t>
             </w:r>
@@ -3206,7 +3196,7 @@
               <w:rPr>
                 <w:rFonts w:ascii="Courier New" w:hAnsi="Courier New"/>
                 <w:color w:val="28251D"/>
-                <w:sz w:val="14"/>
+                <w:sz w:val="13"/>
               </w:rPr>
               <w:t>head</w:t>
             </w:r>
@@ -3219,7 +3209,7 @@
               <w:rPr>
                 <w:rFonts w:ascii="Courier New" w:hAnsi="Courier New"/>
                 <w:color w:val="28251D"/>
-                <w:sz w:val="14"/>
+                <w:sz w:val="13"/>
               </w:rPr>
               <w:t xml:space="preserve">  |</w:t>
             </w:r>
@@ -3232,7 +3222,7 @@
               <w:rPr>
                 <w:rFonts w:ascii="Courier New" w:hAnsi="Courier New"/>
                 <w:color w:val="28251D"/>
-                <w:sz w:val="14"/>
+                <w:sz w:val="13"/>
               </w:rPr>
               <w:t xml:space="preserve">  v</w:t>
             </w:r>
@@ -3245,7 +3235,7 @@
               <w:rPr>
                 <w:rFonts w:ascii="Courier New" w:hAnsi="Courier New"/>
                 <w:color w:val="28251D"/>
-                <w:sz w:val="14"/>
+                <w:sz w:val="13"/>
               </w:rPr>
               <w:t>+---------+     +---------+     +-----------+     +-----------+</w:t>
             </w:r>
@@ -3258,7 +3248,7 @@
               <w:rPr>
                 <w:rFonts w:ascii="Courier New" w:hAnsi="Courier New"/>
                 <w:color w:val="28251D"/>
-                <w:sz w:val="14"/>
+                <w:sz w:val="13"/>
               </w:rPr>
               <w:t>|  Simon  |----&gt;|  Maria  |----&gt;|  Johanna  |----&gt;|  Ndapewa  |----&gt; NULL</w:t>
             </w:r>
@@ -3271,7 +3261,7 @@
               <w:rPr>
                 <w:rFonts w:ascii="Courier New" w:hAnsi="Courier New"/>
                 <w:color w:val="28251D"/>
-                <w:sz w:val="14"/>
+                <w:sz w:val="13"/>
               </w:rPr>
               <w:t>+---------+     +---------+     +-----------+     +-----------+</w:t>
             </w:r>
@@ -3284,7 +3274,7 @@
               <w:rPr>
                 <w:rFonts w:ascii="Courier New" w:hAnsi="Courier New"/>
                 <w:color w:val="28251D"/>
-                <w:sz w:val="14"/>
+                <w:sz w:val="13"/>
               </w:rPr>
               <w:t xml:space="preserve">                                       \</w:t>
             </w:r>
@@ -3297,7 +3287,7 @@
               <w:rPr>
                 <w:rFonts w:ascii="Courier New" w:hAnsi="Courier New"/>
                 <w:color w:val="28251D"/>
-                <w:sz w:val="14"/>
+                <w:sz w:val="13"/>
               </w:rPr>
               <w:t xml:space="preserve">                                        `--&gt; (Tomas node is bypassed and is no</w:t>
             </w:r>
@@ -3310,7 +3300,7 @@
               <w:rPr>
                 <w:rFonts w:ascii="Courier New" w:hAnsi="Courier New"/>
                 <w:color w:val="28251D"/>
-                <w:sz w:val="14"/>
+                <w:sz w:val="13"/>
               </w:rPr>
               <w:t xml:space="preserve">                                              longer reachable from head)</w:t>
             </w:r>
@@ -3323,7 +3313,7 @@
               <w:rPr>
                 <w:rFonts w:ascii="Courier New" w:hAnsi="Courier New"/>
                 <w:color w:val="28251D"/>
-                <w:sz w:val="14"/>
+                <w:sz w:val="13"/>
               </w:rPr>
             </w:r>
           </w:p>
@@ -3335,7 +3325,7 @@
               <w:rPr>
                 <w:rFonts w:ascii="Courier New" w:hAnsi="Courier New"/>
                 <w:color w:val="28251D"/>
-                <w:sz w:val="14"/>
+                <w:sz w:val="13"/>
               </w:rPr>
               <w:t>One link changes:  previous.next &lt;- target.next</w:t>
             </w:r>
@@ -3421,11 +3411,6 @@
       </w:r>
     </w:p>
     <w:p>
-      <w:r>
-        <w:br w:type="page"/>
-      </w:r>
-    </w:p>
-    <w:p>
       <w:pPr>
         <w:keepNext/>
         <w:spacing w:before="240" w:after="80"/>
@@ -3496,8 +3481,6 @@
       <w:tblPr>
         <w:tblW w:type="auto" w:w="0"/>
         <w:jc w:val="left"/>
-        <w:tblLayout w:type="fixed"/>
-        <w:tblLook w:firstColumn="1" w:firstRow="1" w:lastColumn="0" w:lastRow="0" w:noHBand="0" w:noVBand="1" w:val="04A0"/>
         <w:tblBorders>
           <w:top w:val="single" w:sz="4" w:color="D4D1CA"/>
           <w:left w:val="single" w:sz="4" w:color="D4D1CA"/>
@@ -3506,6 +3489,8 @@
           <w:insideH w:val="single" w:sz="4" w:color="D4D1CA"/>
           <w:insideV w:val="single" w:sz="4" w:color="D4D1CA"/>
         </w:tblBorders>
+        <w:tblLayout w:type="fixed"/>
+        <w:tblLook w:firstColumn="1" w:firstRow="1" w:lastColumn="0" w:lastRow="0" w:noHBand="0" w:noVBand="1" w:val="04A0"/>
       </w:tblPr>
       <w:tblGrid>
         <w:gridCol w:w="2338"/>
@@ -4230,11 +4215,6 @@
       </w:r>
     </w:p>
     <w:p>
-      <w:r>
-        <w:br w:type="page"/>
-      </w:r>
-    </w:p>
-    <w:p>
       <w:pPr>
         <w:keepNext/>
         <w:spacing w:before="240" w:after="80"/>
@@ -4305,8 +4285,6 @@
       <w:tblPr>
         <w:tblW w:type="auto" w:w="0"/>
         <w:jc w:val="left"/>
-        <w:tblLayout w:type="fixed"/>
-        <w:tblLook w:firstColumn="1" w:firstRow="1" w:lastColumn="0" w:lastRow="0" w:noHBand="0" w:noVBand="1" w:val="04A0"/>
         <w:tblBorders>
           <w:top w:val="single" w:sz="4" w:color="D4D1CA"/>
           <w:left w:val="single" w:sz="4" w:color="D4D1CA"/>
@@ -4315,6 +4293,8 @@
           <w:insideH w:val="single" w:sz="4" w:color="D4D1CA"/>
           <w:insideV w:val="single" w:sz="4" w:color="D4D1CA"/>
         </w:tblBorders>
+        <w:tblLayout w:type="fixed"/>
+        <w:tblLook w:firstColumn="1" w:firstRow="1" w:lastColumn="0" w:lastRow="0" w:noHBand="0" w:noVBand="1" w:val="04A0"/>
       </w:tblPr>
       <w:tblGrid>
         <w:gridCol w:w="3118"/>
@@ -4903,8 +4883,6 @@
       <w:tblPr>
         <w:tblW w:type="auto" w:w="0"/>
         <w:jc w:val="left"/>
-        <w:tblLayout w:type="fixed"/>
-        <w:tblLook w:firstColumn="1" w:firstRow="1" w:lastColumn="0" w:lastRow="0" w:noHBand="0" w:noVBand="1" w:val="04A0"/>
         <w:tblBorders>
           <w:top w:val="single" w:sz="4" w:color="D4D1CA"/>
           <w:left w:val="single" w:sz="4" w:color="D4D1CA"/>
@@ -4913,6 +4891,8 @@
           <w:insideH w:val="single" w:sz="4" w:color="D4D1CA"/>
           <w:insideV w:val="single" w:sz="4" w:color="D4D1CA"/>
         </w:tblBorders>
+        <w:tblLayout w:type="fixed"/>
+        <w:tblLook w:firstColumn="1" w:firstRow="1" w:lastColumn="0" w:lastRow="0" w:noHBand="0" w:noVBand="1" w:val="04A0"/>
       </w:tblPr>
       <w:tblGrid>
         <w:gridCol w:w="3118"/>
@@ -5259,11 +5239,6 @@
       <w:pPr>
         <w:spacing w:after="120" w:before="0"/>
       </w:pPr>
-    </w:p>
-    <w:p>
-      <w:r>
-        <w:br w:type="page"/>
-      </w:r>
     </w:p>
     <w:p>
       <w:pPr>
@@ -5284,10 +5259,10 @@
     <w:p>
       <w:pPr>
         <w:keepNext/>
-        <w:spacing w:before="0" w:after="160"/>
         <w:pBdr>
           <w:bottom w:val="single" w:sz="12" w:color="01696F"/>
         </w:pBdr>
+        <w:spacing w:before="0" w:after="160"/>
       </w:pPr>
     </w:p>
     <w:p>
@@ -5349,8 +5324,6 @@
       <w:tblPr>
         <w:tblW w:type="auto" w:w="0"/>
         <w:jc w:val="left"/>
-        <w:tblLayout w:type="fixed"/>
-        <w:tblLook w:firstColumn="1" w:firstRow="1" w:lastColumn="0" w:lastRow="0" w:noHBand="0" w:noVBand="1" w:val="04A0"/>
         <w:tblBorders>
           <w:top w:val="single" w:sz="4" w:color="D4D1CA"/>
           <w:left w:val="single" w:sz="4" w:color="D4D1CA"/>
@@ -5359,6 +5332,8 @@
           <w:insideH w:val="single" w:sz="4" w:color="D4D1CA"/>
           <w:insideV w:val="single" w:sz="4" w:color="D4D1CA"/>
         </w:tblBorders>
+        <w:tblLayout w:type="fixed"/>
+        <w:tblLook w:firstColumn="1" w:firstRow="1" w:lastColumn="0" w:lastRow="0" w:noHBand="0" w:noVBand="1" w:val="04A0"/>
       </w:tblPr>
       <w:tblGrid>
         <w:gridCol w:w="2338"/>
@@ -5895,8 +5870,6 @@
       <w:tblPr>
         <w:tblW w:type="auto" w:w="0"/>
         <w:jc w:val="left"/>
-        <w:tblLayout w:type="fixed"/>
-        <w:tblLook w:firstColumn="1" w:firstRow="1" w:lastColumn="0" w:lastRow="0" w:noHBand="0" w:noVBand="1" w:val="04A0"/>
         <w:tblBorders>
           <w:top w:val="single" w:sz="4" w:color="D4D1CA"/>
           <w:left w:val="single" w:sz="4" w:color="D4D1CA"/>
@@ -5905,6 +5878,8 @@
           <w:insideH w:val="single" w:sz="4" w:color="D4D1CA"/>
           <w:insideV w:val="single" w:sz="4" w:color="D4D1CA"/>
         </w:tblBorders>
+        <w:tblLayout w:type="fixed"/>
+        <w:tblLook w:firstColumn="1" w:firstRow="1" w:lastColumn="0" w:lastRow="0" w:noHBand="0" w:noVBand="1" w:val="04A0"/>
       </w:tblPr>
       <w:tblGrid>
         <w:gridCol w:w="1871"/>
@@ -6610,8 +6585,6 @@
       <w:tblPr>
         <w:tblW w:type="auto" w:w="0"/>
         <w:jc w:val="left"/>
-        <w:tblLayout w:type="fixed"/>
-        <w:tblLook w:firstColumn="1" w:firstRow="1" w:lastColumn="0" w:lastRow="0" w:noHBand="0" w:noVBand="1" w:val="04A0"/>
         <w:tblBorders>
           <w:top w:val="single" w:sz="4" w:color="D4D1CA"/>
           <w:left w:val="single" w:sz="4" w:color="D4D1CA"/>
@@ -6620,6 +6593,8 @@
           <w:insideH w:val="single" w:sz="4" w:color="D4D1CA"/>
           <w:insideV w:val="single" w:sz="4" w:color="D4D1CA"/>
         </w:tblBorders>
+        <w:tblLayout w:type="fixed"/>
+        <w:tblLook w:firstColumn="1" w:firstRow="1" w:lastColumn="0" w:lastRow="0" w:noHBand="0" w:noVBand="1" w:val="04A0"/>
       </w:tblPr>
       <w:tblGrid>
         <w:gridCol w:w="1559"/>
@@ -7349,11 +7324,6 @@
           <w:sz w:val="17"/>
         </w:rPr>
         <w:t>Figure 5 — Tasks B1 and B2: program output showing the first three passes and the final comparison and movement counts.</w:t>
-      </w:r>
-    </w:p>
-    <w:p>
-      <w:r>
-        <w:br w:type="page"/>
       </w:r>
     </w:p>
     <w:p>
@@ -7508,7 +7478,6 @@
       <w:tblPr>
         <w:tblW w:type="auto" w:w="0"/>
         <w:jc w:val="left"/>
-        <w:tblLook w:firstColumn="1" w:firstRow="1" w:lastColumn="0" w:lastRow="0" w:noHBand="0" w:noVBand="1" w:val="04A0"/>
         <w:tblBorders>
           <w:top w:val="single" w:sz="4" w:color="D4D1CA"/>
           <w:left w:val="single" w:sz="4" w:color="D4D1CA"/>
@@ -7517,6 +7486,7 @@
           <w:insideH w:val="single" w:sz="4" w:color="D4D1CA"/>
           <w:insideV w:val="single" w:sz="4" w:color="D4D1CA"/>
         </w:tblBorders>
+        <w:tblLook w:firstColumn="1" w:firstRow="1" w:lastColumn="0" w:lastRow="0" w:noHBand="0" w:noVBand="1" w:val="04A0"/>
       </w:tblPr>
       <w:tblGrid>
         <w:gridCol w:w="9354"/>
@@ -7535,7 +7505,7 @@
               <w:rPr>
                 <w:rFonts w:ascii="Courier New" w:hAnsi="Courier New"/>
                 <w:color w:val="28251D"/>
-                <w:sz w:val="13"/>
+                <w:sz w:val="12"/>
               </w:rPr>
               <w:t xml:space="preserve">                          [17, 5, 23, 8, 14, 3, 11, 20, 6, 9]</w:t>
             </w:r>
@@ -7548,7 +7518,7 @@
               <w:rPr>
                 <w:rFonts w:ascii="Courier New" w:hAnsi="Courier New"/>
                 <w:color w:val="28251D"/>
-                <w:sz w:val="13"/>
+                <w:sz w:val="12"/>
               </w:rPr>
               <w:t xml:space="preserve">                                         |</w:t>
             </w:r>
@@ -7561,7 +7531,7 @@
               <w:rPr>
                 <w:rFonts w:ascii="Courier New" w:hAnsi="Courier New"/>
                 <w:color w:val="28251D"/>
-                <w:sz w:val="13"/>
+                <w:sz w:val="12"/>
               </w:rPr>
               <w:t xml:space="preserve">              DIVIDE ----------------------------------------------</w:t>
             </w:r>
@@ -7574,7 +7544,7 @@
               <w:rPr>
                 <w:rFonts w:ascii="Courier New" w:hAnsi="Courier New"/>
                 <w:color w:val="28251D"/>
-                <w:sz w:val="13"/>
+                <w:sz w:val="12"/>
               </w:rPr>
               <w:t xml:space="preserve">              |                                                  |</w:t>
             </w:r>
@@ -7587,7 +7557,7 @@
               <w:rPr>
                 <w:rFonts w:ascii="Courier New" w:hAnsi="Courier New"/>
                 <w:color w:val="28251D"/>
-                <w:sz w:val="13"/>
+                <w:sz w:val="12"/>
               </w:rPr>
               <w:t xml:space="preserve">     [17, 5, 23, 8, 14]                                 [3, 11, 20, 6, 9]</w:t>
             </w:r>
@@ -7600,7 +7570,7 @@
               <w:rPr>
                 <w:rFonts w:ascii="Courier New" w:hAnsi="Courier New"/>
                 <w:color w:val="28251D"/>
-                <w:sz w:val="13"/>
+                <w:sz w:val="12"/>
               </w:rPr>
               <w:t xml:space="preserve">             |                                                   |</w:t>
             </w:r>
@@ -7613,7 +7583,7 @@
               <w:rPr>
                 <w:rFonts w:ascii="Courier New" w:hAnsi="Courier New"/>
                 <w:color w:val="28251D"/>
-                <w:sz w:val="13"/>
+                <w:sz w:val="12"/>
               </w:rPr>
               <w:t xml:space="preserve">     -----------------                                  -------------------</w:t>
             </w:r>
@@ -7626,7 +7596,7 @@
               <w:rPr>
                 <w:rFonts w:ascii="Courier New" w:hAnsi="Courier New"/>
                 <w:color w:val="28251D"/>
-                <w:sz w:val="13"/>
+                <w:sz w:val="12"/>
               </w:rPr>
               <w:t xml:space="preserve">     |               |                                  |                 |</w:t>
             </w:r>
@@ -7639,7 +7609,7 @@
               <w:rPr>
                 <w:rFonts w:ascii="Courier New" w:hAnsi="Courier New"/>
                 <w:color w:val="28251D"/>
-                <w:sz w:val="13"/>
+                <w:sz w:val="12"/>
               </w:rPr>
               <w:t xml:space="preserve"> [17, 5, 23]      [8, 14]                          [3, 11, 20]          [6, 9]</w:t>
             </w:r>
@@ -7652,7 +7622,7 @@
               <w:rPr>
                 <w:rFonts w:ascii="Courier New" w:hAnsi="Courier New"/>
                 <w:color w:val="28251D"/>
-                <w:sz w:val="13"/>
+                <w:sz w:val="12"/>
               </w:rPr>
               <w:t xml:space="preserve">     |               |                                  |                 |</w:t>
             </w:r>
@@ -7665,7 +7635,7 @@
               <w:rPr>
                 <w:rFonts w:ascii="Courier New" w:hAnsi="Courier New"/>
                 <w:color w:val="28251D"/>
-                <w:sz w:val="13"/>
+                <w:sz w:val="12"/>
               </w:rPr>
               <w:t xml:space="preserve">  --------        --------                           --------          --------</w:t>
             </w:r>
@@ -7678,7 +7648,7 @@
               <w:rPr>
                 <w:rFonts w:ascii="Courier New" w:hAnsi="Courier New"/>
                 <w:color w:val="28251D"/>
-                <w:sz w:val="13"/>
+                <w:sz w:val="12"/>
               </w:rPr>
               <w:t xml:space="preserve">  |      |        |      |                           |      |          |      |</w:t>
             </w:r>
@@ -7691,7 +7661,7 @@
               <w:rPr>
                 <w:rFonts w:ascii="Courier New" w:hAnsi="Courier New"/>
                 <w:color w:val="28251D"/>
-                <w:sz w:val="13"/>
+                <w:sz w:val="12"/>
               </w:rPr>
               <w:t>[17, 5] [23]     [8]    [14]                      [3, 11]  [20]       [6]    [9]</w:t>
             </w:r>
@@ -7704,7 +7674,7 @@
               <w:rPr>
                 <w:rFonts w:ascii="Courier New" w:hAnsi="Courier New"/>
                 <w:color w:val="28251D"/>
-                <w:sz w:val="13"/>
+                <w:sz w:val="12"/>
               </w:rPr>
               <w:t xml:space="preserve">  |                                                   |</w:t>
             </w:r>
@@ -7717,7 +7687,7 @@
               <w:rPr>
                 <w:rFonts w:ascii="Courier New" w:hAnsi="Courier New"/>
                 <w:color w:val="28251D"/>
-                <w:sz w:val="13"/>
+                <w:sz w:val="12"/>
               </w:rPr>
               <w:t xml:space="preserve"> ----                                                ----</w:t>
             </w:r>
@@ -7730,7 +7700,7 @@
               <w:rPr>
                 <w:rFonts w:ascii="Courier New" w:hAnsi="Courier New"/>
                 <w:color w:val="28251D"/>
-                <w:sz w:val="13"/>
+                <w:sz w:val="12"/>
               </w:rPr>
               <w:t xml:space="preserve"> |  |                                                |  |</w:t>
             </w:r>
@@ -7743,7 +7713,7 @@
               <w:rPr>
                 <w:rFonts w:ascii="Courier New" w:hAnsi="Courier New"/>
                 <w:color w:val="28251D"/>
-                <w:sz w:val="13"/>
+                <w:sz w:val="12"/>
               </w:rPr>
               <w:t>[17][5]   &lt;-- BASE CASE                             [3][11]   &lt;-- BASE CASE</w:t>
             </w:r>
@@ -7756,7 +7726,7 @@
               <w:rPr>
                 <w:rFonts w:ascii="Courier New" w:hAnsi="Courier New"/>
                 <w:color w:val="28251D"/>
-                <w:sz w:val="13"/>
+                <w:sz w:val="12"/>
               </w:rPr>
             </w:r>
           </w:p>
@@ -7768,7 +7738,7 @@
               <w:rPr>
                 <w:rFonts w:ascii="Courier New" w:hAnsi="Courier New"/>
                 <w:color w:val="28251D"/>
-                <w:sz w:val="13"/>
+                <w:sz w:val="12"/>
               </w:rPr>
               <w:t xml:space="preserve">                                 MERGE UPWARDS</w:t>
             </w:r>
@@ -7781,7 +7751,7 @@
               <w:rPr>
                 <w:rFonts w:ascii="Courier New" w:hAnsi="Courier New"/>
                 <w:color w:val="28251D"/>
-                <w:sz w:val="13"/>
+                <w:sz w:val="12"/>
               </w:rPr>
               <w:t>[17] + [5]        -&gt; [5, 17]                    [3] + [11]      -&gt; [3, 11]</w:t>
             </w:r>
@@ -7794,7 +7764,7 @@
               <w:rPr>
                 <w:rFonts w:ascii="Courier New" w:hAnsi="Courier New"/>
                 <w:color w:val="28251D"/>
-                <w:sz w:val="13"/>
+                <w:sz w:val="12"/>
               </w:rPr>
               <w:t>[5,17] + [23]     -&gt; [5, 17, 23]                [3,11] + [20]   -&gt; [3, 11, 20]</w:t>
             </w:r>
@@ -7807,7 +7777,7 @@
               <w:rPr>
                 <w:rFonts w:ascii="Courier New" w:hAnsi="Courier New"/>
                 <w:color w:val="28251D"/>
-                <w:sz w:val="13"/>
+                <w:sz w:val="12"/>
               </w:rPr>
               <w:t>[8] + [14]        -&gt; [8, 14]                    [6] + [9]       -&gt; [6, 9]</w:t>
             </w:r>
@@ -7820,7 +7790,7 @@
               <w:rPr>
                 <w:rFonts w:ascii="Courier New" w:hAnsi="Courier New"/>
                 <w:color w:val="28251D"/>
-                <w:sz w:val="13"/>
+                <w:sz w:val="12"/>
               </w:rPr>
               <w:t>[5,17,23]+[8,14]  -&gt; [5, 8, 14, 17, 23]         [3,11,20]+[6,9] -&gt; [3, 6, 9, 11, 20]</w:t>
             </w:r>
@@ -7833,7 +7803,7 @@
               <w:rPr>
                 <w:rFonts w:ascii="Courier New" w:hAnsi="Courier New"/>
                 <w:color w:val="28251D"/>
-                <w:sz w:val="13"/>
+                <w:sz w:val="12"/>
               </w:rPr>
             </w:r>
           </w:p>
@@ -7845,7 +7815,7 @@
               <w:rPr>
                 <w:rFonts w:ascii="Courier New" w:hAnsi="Courier New"/>
                 <w:color w:val="28251D"/>
-                <w:sz w:val="13"/>
+                <w:sz w:val="12"/>
               </w:rPr>
               <w:t xml:space="preserve">              [5, 8, 14, 17, 23]  +  [3, 6, 9, 11, 20]</w:t>
             </w:r>
@@ -7858,7 +7828,7 @@
               <w:rPr>
                 <w:rFonts w:ascii="Courier New" w:hAnsi="Courier New"/>
                 <w:color w:val="28251D"/>
-                <w:sz w:val="13"/>
+                <w:sz w:val="12"/>
               </w:rPr>
               <w:t xml:space="preserve">                              |</w:t>
             </w:r>
@@ -7871,7 +7841,7 @@
               <w:rPr>
                 <w:rFonts w:ascii="Courier New" w:hAnsi="Courier New"/>
                 <w:color w:val="28251D"/>
-                <w:sz w:val="13"/>
+                <w:sz w:val="12"/>
               </w:rPr>
               <w:t xml:space="preserve">                              v</w:t>
             </w:r>
@@ -7884,7 +7854,7 @@
               <w:rPr>
                 <w:rFonts w:ascii="Courier New" w:hAnsi="Courier New"/>
                 <w:color w:val="28251D"/>
-                <w:sz w:val="13"/>
+                <w:sz w:val="12"/>
               </w:rPr>
               <w:t xml:space="preserve">              [3, 5, 6, 8, 9, 11, 14, 17, 20, 23]      &lt;-- fully sorted</w:t>
             </w:r>
@@ -7982,8 +7952,6 @@
       <w:tblPr>
         <w:tblW w:type="auto" w:w="0"/>
         <w:jc w:val="left"/>
-        <w:tblLayout w:type="fixed"/>
-        <w:tblLook w:firstColumn="1" w:firstRow="1" w:lastColumn="0" w:lastRow="0" w:noHBand="0" w:noVBand="1" w:val="04A0"/>
         <w:tblBorders>
           <w:top w:val="single" w:sz="4" w:color="D4D1CA"/>
           <w:left w:val="single" w:sz="4" w:color="D4D1CA"/>
@@ -7992,6 +7960,8 @@
           <w:insideH w:val="single" w:sz="4" w:color="D4D1CA"/>
           <w:insideV w:val="single" w:sz="4" w:color="D4D1CA"/>
         </w:tblBorders>
+        <w:tblLayout w:type="fixed"/>
+        <w:tblLook w:firstColumn="1" w:firstRow="1" w:lastColumn="0" w:lastRow="0" w:noHBand="0" w:noVBand="1" w:val="04A0"/>
       </w:tblPr>
       <w:tblGrid>
         <w:gridCol w:w="1559"/>
@@ -8528,11 +8498,6 @@
       </w:r>
     </w:p>
     <w:p>
-      <w:r>
-        <w:br w:type="page"/>
-      </w:r>
-    </w:p>
-    <w:p>
       <w:pPr>
         <w:keepNext/>
         <w:spacing w:before="320" w:after="40"/>
@@ -8551,10 +8516,10 @@
     <w:p>
       <w:pPr>
         <w:keepNext/>
-        <w:spacing w:before="0" w:after="160"/>
         <w:pBdr>
           <w:bottom w:val="single" w:sz="12" w:color="01696F"/>
         </w:pBdr>
+        <w:spacing w:before="0" w:after="160"/>
       </w:pPr>
     </w:p>
     <w:p>
@@ -8667,8 +8632,6 @@
       <w:tblPr>
         <w:tblW w:type="auto" w:w="0"/>
         <w:jc w:val="left"/>
-        <w:tblLayout w:type="fixed"/>
-        <w:tblLook w:firstColumn="1" w:firstRow="1" w:lastColumn="0" w:lastRow="0" w:noHBand="0" w:noVBand="1" w:val="04A0"/>
         <w:tblBorders>
           <w:top w:val="single" w:sz="4" w:color="D4D1CA"/>
           <w:left w:val="single" w:sz="4" w:color="D4D1CA"/>
@@ -8677,6 +8640,8 @@
           <w:insideH w:val="single" w:sz="4" w:color="D4D1CA"/>
           <w:insideV w:val="single" w:sz="4" w:color="D4D1CA"/>
         </w:tblBorders>
+        <w:tblLayout w:type="fixed"/>
+        <w:tblLook w:firstColumn="1" w:firstRow="1" w:lastColumn="0" w:lastRow="0" w:noHBand="0" w:noVBand="1" w:val="04A0"/>
       </w:tblPr>
       <w:tblGrid>
         <w:gridCol w:w="2338"/>
@@ -10258,8 +10223,6 @@
       <w:tblPr>
         <w:tblW w:type="auto" w:w="0"/>
         <w:jc w:val="left"/>
-        <w:tblLayout w:type="fixed"/>
-        <w:tblLook w:firstColumn="1" w:firstRow="1" w:lastColumn="0" w:lastRow="0" w:noHBand="0" w:noVBand="1" w:val="04A0"/>
         <w:tblBorders>
           <w:top w:val="single" w:sz="4" w:color="D4D1CA"/>
           <w:left w:val="single" w:sz="4" w:color="D4D1CA"/>
@@ -10268,6 +10231,8 @@
           <w:insideH w:val="single" w:sz="4" w:color="D4D1CA"/>
           <w:insideV w:val="single" w:sz="4" w:color="D4D1CA"/>
         </w:tblBorders>
+        <w:tblLayout w:type="fixed"/>
+        <w:tblLook w:firstColumn="1" w:firstRow="1" w:lastColumn="0" w:lastRow="0" w:noHBand="0" w:noVBand="1" w:val="04A0"/>
       </w:tblPr>
       <w:tblGrid>
         <w:gridCol w:w="2338"/>
@@ -10799,11 +10764,6 @@
           <w:sz w:val="17"/>
         </w:rPr>
         <w:t>Figure 7 — Part C: the experiment output produced by the program, including the almost-sorted test.</w:t>
-      </w:r>
-    </w:p>
-    <w:p>
-      <w:r>
-        <w:br w:type="page"/>
       </w:r>
     </w:p>
     <w:p>
@@ -11009,11 +10969,6 @@
       </w:r>
     </w:p>
     <w:p>
-      <w:r>
-        <w:br w:type="page"/>
-      </w:r>
-    </w:p>
-    <w:p>
       <w:pPr>
         <w:keepNext/>
         <w:spacing w:before="320" w:after="40"/>
@@ -11032,10 +10987,10 @@
     <w:p>
       <w:pPr>
         <w:keepNext/>
-        <w:spacing w:before="0" w:after="160"/>
         <w:pBdr>
           <w:bottom w:val="single" w:sz="12" w:color="01696F"/>
         </w:pBdr>
+        <w:spacing w:before="0" w:after="160"/>
       </w:pPr>
     </w:p>
     <w:p>
@@ -11077,8 +11032,6 @@
       <w:tblPr>
         <w:tblW w:type="auto" w:w="0"/>
         <w:jc w:val="left"/>
-        <w:tblLayout w:type="fixed"/>
-        <w:tblLook w:firstColumn="1" w:firstRow="1" w:lastColumn="0" w:lastRow="0" w:noHBand="0" w:noVBand="1" w:val="04A0"/>
         <w:tblBorders>
           <w:top w:val="single" w:sz="4" w:color="D4D1CA"/>
           <w:left w:val="single" w:sz="4" w:color="D4D1CA"/>
@@ -11087,6 +11040,8 @@
           <w:insideH w:val="single" w:sz="4" w:color="D4D1CA"/>
           <w:insideV w:val="single" w:sz="4" w:color="D4D1CA"/>
         </w:tblBorders>
+        <w:tblLayout w:type="fixed"/>
+        <w:tblLook w:firstColumn="1" w:firstRow="1" w:lastColumn="0" w:lastRow="0" w:noHBand="0" w:noVBand="1" w:val="04A0"/>
       </w:tblPr>
       <w:tblGrid>
         <w:gridCol w:w="3118"/>
@@ -12127,11 +12082,6 @@
       </w:r>
     </w:p>
     <w:p>
-      <w:r>
-        <w:br w:type="page"/>
-      </w:r>
-    </w:p>
-    <w:p>
       <w:pPr>
         <w:keepNext/>
         <w:spacing w:before="320" w:after="40"/>
@@ -12150,10 +12100,10 @@
     <w:p>
       <w:pPr>
         <w:keepNext/>
-        <w:spacing w:before="0" w:after="160"/>
         <w:pBdr>
           <w:bottom w:val="single" w:sz="12" w:color="01696F"/>
         </w:pBdr>
+        <w:spacing w:before="0" w:after="160"/>
       </w:pPr>
     </w:p>
     <w:p>
@@ -12227,7 +12177,6 @@
       <w:tblPr>
         <w:tblW w:type="auto" w:w="0"/>
         <w:jc w:val="left"/>
-        <w:tblLook w:firstColumn="1" w:firstRow="1" w:lastColumn="0" w:lastRow="0" w:noHBand="0" w:noVBand="1" w:val="04A0"/>
         <w:tblBorders>
           <w:top w:val="single" w:sz="4" w:color="D4D1CA"/>
           <w:left w:val="single" w:sz="4" w:color="D4D1CA"/>
@@ -12236,6 +12185,7 @@
           <w:insideH w:val="single" w:sz="4" w:color="D4D1CA"/>
           <w:insideV w:val="single" w:sz="4" w:color="D4D1CA"/>
         </w:tblBorders>
+        <w:tblLook w:firstColumn="1" w:firstRow="1" w:lastColumn="0" w:lastRow="0" w:noHBand="0" w:noVBand="1" w:val="04A0"/>
       </w:tblPr>
       <w:tblGrid>
         <w:gridCol w:w="9354"/>
@@ -12254,7 +12204,7 @@
               <w:rPr>
                 <w:rFonts w:ascii="Courier New" w:hAnsi="Courier New"/>
                 <w:color w:val="28251D"/>
-                <w:sz w:val="16"/>
+                <w:sz w:val="15"/>
               </w:rPr>
               <w:t>ALGORITHM enqueue(student)</w:t>
             </w:r>
@@ -12267,7 +12217,7 @@
               <w:rPr>
                 <w:rFonts w:ascii="Courier New" w:hAnsi="Courier New"/>
                 <w:color w:val="28251D"/>
-                <w:sz w:val="16"/>
+                <w:sz w:val="15"/>
               </w:rPr>
               <w:t>1.  newNode &lt;- new QNode holding student;  newNode.next &lt;- NULL</w:t>
             </w:r>
@@ -12280,7 +12230,7 @@
               <w:rPr>
                 <w:rFonts w:ascii="Courier New" w:hAnsi="Courier New"/>
                 <w:color w:val="28251D"/>
-                <w:sz w:val="16"/>
+                <w:sz w:val="15"/>
               </w:rPr>
               <w:t>2.  IF front = NULL THEN                  // the queue is empty</w:t>
             </w:r>
@@ -12293,7 +12243,7 @@
               <w:rPr>
                 <w:rFonts w:ascii="Courier New" w:hAnsi="Courier New"/>
                 <w:color w:val="28251D"/>
-                <w:sz w:val="16"/>
+                <w:sz w:val="15"/>
               </w:rPr>
               <w:t>3.      front &lt;- newNode;  rear &lt;- newNode</w:t>
             </w:r>
@@ -12306,7 +12256,7 @@
               <w:rPr>
                 <w:rFonts w:ascii="Courier New" w:hAnsi="Courier New"/>
                 <w:color w:val="28251D"/>
-                <w:sz w:val="16"/>
+                <w:sz w:val="15"/>
               </w:rPr>
               <w:t>4.  ELSE</w:t>
             </w:r>
@@ -12319,7 +12269,7 @@
               <w:rPr>
                 <w:rFonts w:ascii="Courier New" w:hAnsi="Courier New"/>
                 <w:color w:val="28251D"/>
-                <w:sz w:val="16"/>
+                <w:sz w:val="15"/>
               </w:rPr>
               <w:t>5.      rear.next &lt;- newNode              // link behind the current last node</w:t>
             </w:r>
@@ -12332,7 +12282,7 @@
               <w:rPr>
                 <w:rFonts w:ascii="Courier New" w:hAnsi="Courier New"/>
                 <w:color w:val="28251D"/>
-                <w:sz w:val="16"/>
+                <w:sz w:val="15"/>
               </w:rPr>
               <w:t>6.      rear      &lt;- newNode              // the new node becomes the rear</w:t>
             </w:r>
@@ -12345,7 +12295,7 @@
               <w:rPr>
                 <w:rFonts w:ascii="Courier New" w:hAnsi="Courier New"/>
                 <w:color w:val="28251D"/>
-                <w:sz w:val="16"/>
+                <w:sz w:val="15"/>
               </w:rPr>
               <w:t>7.  END IF</w:t>
             </w:r>
@@ -12358,7 +12308,7 @@
               <w:rPr>
                 <w:rFonts w:ascii="Courier New" w:hAnsi="Courier New"/>
                 <w:color w:val="28251D"/>
-                <w:sz w:val="16"/>
+                <w:sz w:val="15"/>
               </w:rPr>
               <w:t>8.  size &lt;- size + 1</w:t>
             </w:r>
@@ -12371,7 +12321,7 @@
               <w:rPr>
                 <w:rFonts w:ascii="Courier New" w:hAnsi="Courier New"/>
                 <w:color w:val="28251D"/>
-                <w:sz w:val="16"/>
+                <w:sz w:val="15"/>
               </w:rPr>
               <w:t>END                                        Time complexity: O(1)</w:t>
             </w:r>
@@ -12404,7 +12354,6 @@
       <w:tblPr>
         <w:tblW w:type="auto" w:w="0"/>
         <w:jc w:val="left"/>
-        <w:tblLook w:firstColumn="1" w:firstRow="1" w:lastColumn="0" w:lastRow="0" w:noHBand="0" w:noVBand="1" w:val="04A0"/>
         <w:tblBorders>
           <w:top w:val="single" w:sz="4" w:color="D4D1CA"/>
           <w:left w:val="single" w:sz="4" w:color="D4D1CA"/>
@@ -12413,6 +12362,7 @@
           <w:insideH w:val="single" w:sz="4" w:color="D4D1CA"/>
           <w:insideV w:val="single" w:sz="4" w:color="D4D1CA"/>
         </w:tblBorders>
+        <w:tblLook w:firstColumn="1" w:firstRow="1" w:lastColumn="0" w:lastRow="0" w:noHBand="0" w:noVBand="1" w:val="04A0"/>
       </w:tblPr>
       <w:tblGrid>
         <w:gridCol w:w="9354"/>
@@ -12431,7 +12381,7 @@
               <w:rPr>
                 <w:rFonts w:ascii="Courier New" w:hAnsi="Courier New"/>
                 <w:color w:val="28251D"/>
-                <w:sz w:val="16"/>
+                <w:sz w:val="15"/>
               </w:rPr>
               <w:t>ALGORITHM dequeue()</w:t>
             </w:r>
@@ -12444,7 +12394,7 @@
               <w:rPr>
                 <w:rFonts w:ascii="Courier New" w:hAnsi="Courier New"/>
                 <w:color w:val="28251D"/>
-                <w:sz w:val="16"/>
+                <w:sz w:val="15"/>
               </w:rPr>
               <w:t>1.  IF front = NULL THEN PRINT "queue is empty"; RETURN NULL</w:t>
             </w:r>
@@ -12457,7 +12407,7 @@
               <w:rPr>
                 <w:rFonts w:ascii="Courier New" w:hAnsi="Courier New"/>
                 <w:color w:val="28251D"/>
-                <w:sz w:val="16"/>
+                <w:sz w:val="15"/>
               </w:rPr>
               <w:t>2.  served &lt;- front.data</w:t>
             </w:r>
@@ -12470,7 +12420,7 @@
               <w:rPr>
                 <w:rFonts w:ascii="Courier New" w:hAnsi="Courier New"/>
                 <w:color w:val="28251D"/>
-                <w:sz w:val="16"/>
+                <w:sz w:val="15"/>
               </w:rPr>
               <w:t>3.  front  &lt;- front.next                  // move the front pointer forward</w:t>
             </w:r>
@@ -12483,7 +12433,7 @@
               <w:rPr>
                 <w:rFonts w:ascii="Courier New" w:hAnsi="Courier New"/>
                 <w:color w:val="28251D"/>
-                <w:sz w:val="16"/>
+                <w:sz w:val="15"/>
               </w:rPr>
               <w:t>4.  IF front = NULL THEN rear &lt;- NULL     // the queue has just become empty</w:t>
             </w:r>
@@ -12496,7 +12446,7 @@
               <w:rPr>
                 <w:rFonts w:ascii="Courier New" w:hAnsi="Courier New"/>
                 <w:color w:val="28251D"/>
-                <w:sz w:val="16"/>
+                <w:sz w:val="15"/>
               </w:rPr>
               <w:t>5.  size &lt;- size - 1</w:t>
             </w:r>
@@ -12509,7 +12459,7 @@
               <w:rPr>
                 <w:rFonts w:ascii="Courier New" w:hAnsi="Courier New"/>
                 <w:color w:val="28251D"/>
-                <w:sz w:val="16"/>
+                <w:sz w:val="15"/>
               </w:rPr>
               <w:t>6.  RETURN served</w:t>
             </w:r>
@@ -12522,7 +12472,7 @@
               <w:rPr>
                 <w:rFonts w:ascii="Courier New" w:hAnsi="Courier New"/>
                 <w:color w:val="28251D"/>
-                <w:sz w:val="16"/>
+                <w:sz w:val="15"/>
               </w:rPr>
               <w:t>END                                        Time complexity: O(1)</w:t>
             </w:r>
@@ -12571,7 +12521,6 @@
       <w:tblPr>
         <w:tblW w:type="auto" w:w="0"/>
         <w:jc w:val="left"/>
-        <w:tblLook w:firstColumn="1" w:firstRow="1" w:lastColumn="0" w:lastRow="0" w:noHBand="0" w:noVBand="1" w:val="04A0"/>
         <w:tblBorders>
           <w:top w:val="single" w:sz="4" w:color="D4D1CA"/>
           <w:left w:val="single" w:sz="4" w:color="D4D1CA"/>
@@ -12580,6 +12529,7 @@
           <w:insideH w:val="single" w:sz="4" w:color="D4D1CA"/>
           <w:insideV w:val="single" w:sz="4" w:color="D4D1CA"/>
         </w:tblBorders>
+        <w:tblLook w:firstColumn="1" w:firstRow="1" w:lastColumn="0" w:lastRow="0" w:noHBand="0" w:noVBand="1" w:val="04A0"/>
       </w:tblPr>
       <w:tblGrid>
         <w:gridCol w:w="9354"/>
@@ -12598,7 +12548,7 @@
               <w:rPr>
                 <w:rFonts w:ascii="Courier New" w:hAnsi="Courier New"/>
                 <w:color w:val="28251D"/>
-                <w:sz w:val="16"/>
+                <w:sz w:val="15"/>
               </w:rPr>
               <w:t>ALGORITHM push(value)</w:t>
             </w:r>
@@ -12611,7 +12561,7 @@
               <w:rPr>
                 <w:rFonts w:ascii="Courier New" w:hAnsi="Courier New"/>
                 <w:color w:val="28251D"/>
-                <w:sz w:val="16"/>
+                <w:sz w:val="15"/>
               </w:rPr>
               <w:t>1.  IF top = capacity - 1 THEN            // the backing array is full</w:t>
             </w:r>
@@ -12624,7 +12574,7 @@
               <w:rPr>
                 <w:rFonts w:ascii="Courier New" w:hAnsi="Courier New"/>
                 <w:color w:val="28251D"/>
-                <w:sz w:val="16"/>
+                <w:sz w:val="15"/>
               </w:rPr>
               <w:t>2.      bigger &lt;- new array of size capacity * 2</w:t>
             </w:r>
@@ -12637,7 +12587,7 @@
               <w:rPr>
                 <w:rFonts w:ascii="Courier New" w:hAnsi="Courier New"/>
                 <w:color w:val="28251D"/>
-                <w:sz w:val="16"/>
+                <w:sz w:val="15"/>
               </w:rPr>
               <w:t>3.      FOR i &lt;- 0 TO capacity - 1 DO bigger[i] &lt;- items[i] END FOR</w:t>
             </w:r>
@@ -12650,7 +12600,7 @@
               <w:rPr>
                 <w:rFonts w:ascii="Courier New" w:hAnsi="Courier New"/>
                 <w:color w:val="28251D"/>
-                <w:sz w:val="16"/>
+                <w:sz w:val="15"/>
               </w:rPr>
               <w:t>4.      items &lt;- bigger</w:t>
             </w:r>
@@ -12663,7 +12613,7 @@
               <w:rPr>
                 <w:rFonts w:ascii="Courier New" w:hAnsi="Courier New"/>
                 <w:color w:val="28251D"/>
-                <w:sz w:val="16"/>
+                <w:sz w:val="15"/>
               </w:rPr>
               <w:t>5.  END IF</w:t>
             </w:r>
@@ -12676,7 +12626,7 @@
               <w:rPr>
                 <w:rFonts w:ascii="Courier New" w:hAnsi="Courier New"/>
                 <w:color w:val="28251D"/>
-                <w:sz w:val="16"/>
+                <w:sz w:val="15"/>
               </w:rPr>
               <w:t>6.  top &lt;- top + 1;  items[top] &lt;- value</w:t>
             </w:r>
@@ -12689,7 +12639,7 @@
               <w:rPr>
                 <w:rFonts w:ascii="Courier New" w:hAnsi="Courier New"/>
                 <w:color w:val="28251D"/>
-                <w:sz w:val="16"/>
+                <w:sz w:val="15"/>
               </w:rPr>
               <w:t>END</w:t>
             </w:r>
@@ -12702,7 +12652,7 @@
               <w:rPr>
                 <w:rFonts w:ascii="Courier New" w:hAnsi="Courier New"/>
                 <w:color w:val="28251D"/>
-                <w:sz w:val="16"/>
+                <w:sz w:val="15"/>
               </w:rPr>
             </w:r>
           </w:p>
@@ -12714,7 +12664,7 @@
               <w:rPr>
                 <w:rFonts w:ascii="Courier New" w:hAnsi="Courier New"/>
                 <w:color w:val="28251D"/>
-                <w:sz w:val="16"/>
+                <w:sz w:val="15"/>
               </w:rPr>
               <w:t>ALGORITHM pop()</w:t>
             </w:r>
@@ -12727,7 +12677,7 @@
               <w:rPr>
                 <w:rFonts w:ascii="Courier New" w:hAnsi="Courier New"/>
                 <w:color w:val="28251D"/>
-                <w:sz w:val="16"/>
+                <w:sz w:val="15"/>
               </w:rPr>
               <w:t>1.  IF top = -1 THEN ERROR "stack underflow"</w:t>
             </w:r>
@@ -12740,7 +12690,7 @@
               <w:rPr>
                 <w:rFonts w:ascii="Courier New" w:hAnsi="Courier New"/>
                 <w:color w:val="28251D"/>
-                <w:sz w:val="16"/>
+                <w:sz w:val="15"/>
               </w:rPr>
               <w:t>2.  value &lt;- items[top];  top &lt;- top - 1</w:t>
             </w:r>
@@ -12753,7 +12703,7 @@
               <w:rPr>
                 <w:rFonts w:ascii="Courier New" w:hAnsi="Courier New"/>
                 <w:color w:val="28251D"/>
-                <w:sz w:val="16"/>
+                <w:sz w:val="15"/>
               </w:rPr>
               <w:t>3.  RETURN value</w:t>
             </w:r>
@@ -12766,7 +12716,7 @@
               <w:rPr>
                 <w:rFonts w:ascii="Courier New" w:hAnsi="Courier New"/>
                 <w:color w:val="28251D"/>
-                <w:sz w:val="16"/>
+                <w:sz w:val="15"/>
               </w:rPr>
               <w:t>END</w:t>
             </w:r>
@@ -12779,7 +12729,7 @@
               <w:rPr>
                 <w:rFonts w:ascii="Courier New" w:hAnsi="Courier New"/>
                 <w:color w:val="28251D"/>
-                <w:sz w:val="16"/>
+                <w:sz w:val="15"/>
               </w:rPr>
             </w:r>
           </w:p>
@@ -12791,7 +12741,7 @@
               <w:rPr>
                 <w:rFonts w:ascii="Courier New" w:hAnsi="Courier New"/>
                 <w:color w:val="28251D"/>
-                <w:sz w:val="16"/>
+                <w:sz w:val="15"/>
               </w:rPr>
               <w:t>ALGORITHM peek()</w:t>
             </w:r>
@@ -12804,7 +12754,7 @@
               <w:rPr>
                 <w:rFonts w:ascii="Courier New" w:hAnsi="Courier New"/>
                 <w:color w:val="28251D"/>
-                <w:sz w:val="16"/>
+                <w:sz w:val="15"/>
               </w:rPr>
               <w:t>1.  IF top = -1 THEN ERROR "stack is empty"</w:t>
             </w:r>
@@ -12817,7 +12767,7 @@
               <w:rPr>
                 <w:rFonts w:ascii="Courier New" w:hAnsi="Courier New"/>
                 <w:color w:val="28251D"/>
-                <w:sz w:val="16"/>
+                <w:sz w:val="15"/>
               </w:rPr>
               <w:t>2.  RETURN items[top]</w:t>
             </w:r>
@@ -12830,7 +12780,7 @@
               <w:rPr>
                 <w:rFonts w:ascii="Courier New" w:hAnsi="Courier New"/>
                 <w:color w:val="28251D"/>
-                <w:sz w:val="16"/>
+                <w:sz w:val="15"/>
               </w:rPr>
               <w:t>END</w:t>
             </w:r>
@@ -12863,7 +12813,6 @@
       <w:tblPr>
         <w:tblW w:type="auto" w:w="0"/>
         <w:jc w:val="left"/>
-        <w:tblLook w:firstColumn="1" w:firstRow="1" w:lastColumn="0" w:lastRow="0" w:noHBand="0" w:noVBand="1" w:val="04A0"/>
         <w:tblBorders>
           <w:top w:val="single" w:sz="4" w:color="D4D1CA"/>
           <w:left w:val="single" w:sz="4" w:color="D4D1CA"/>
@@ -12872,6 +12821,7 @@
           <w:insideH w:val="single" w:sz="4" w:color="D4D1CA"/>
           <w:insideV w:val="single" w:sz="4" w:color="D4D1CA"/>
         </w:tblBorders>
+        <w:tblLook w:firstColumn="1" w:firstRow="1" w:lastColumn="0" w:lastRow="0" w:noHBand="0" w:noVBand="1" w:val="04A0"/>
       </w:tblPr>
       <w:tblGrid>
         <w:gridCol w:w="9354"/>
@@ -12890,7 +12840,7 @@
               <w:rPr>
                 <w:rFonts w:ascii="Courier New" w:hAnsi="Courier New"/>
                 <w:color w:val="28251D"/>
-                <w:sz w:val="16"/>
+                <w:sz w:val="15"/>
               </w:rPr>
               <w:t>ALGORITHM evaluatePostfix(expression)</w:t>
             </w:r>
@@ -12903,7 +12853,7 @@
               <w:rPr>
                 <w:rFonts w:ascii="Courier New" w:hAnsi="Courier New"/>
                 <w:color w:val="28251D"/>
-                <w:sz w:val="16"/>
+                <w:sz w:val="15"/>
               </w:rPr>
               <w:t>1.  CREATE empty stack S</w:t>
             </w:r>
@@ -12916,7 +12866,7 @@
               <w:rPr>
                 <w:rFonts w:ascii="Courier New" w:hAnsi="Courier New"/>
                 <w:color w:val="28251D"/>
-                <w:sz w:val="16"/>
+                <w:sz w:val="15"/>
               </w:rPr>
               <w:t>2.  tokens &lt;- split expression on spaces</w:t>
             </w:r>
@@ -12929,7 +12879,7 @@
               <w:rPr>
                 <w:rFonts w:ascii="Courier New" w:hAnsi="Courier New"/>
                 <w:color w:val="28251D"/>
-                <w:sz w:val="16"/>
+                <w:sz w:val="15"/>
               </w:rPr>
               <w:t>3.  FOR EACH token IN tokens DO</w:t>
             </w:r>
@@ -12942,7 +12892,7 @@
               <w:rPr>
                 <w:rFonts w:ascii="Courier New" w:hAnsi="Courier New"/>
                 <w:color w:val="28251D"/>
-                <w:sz w:val="16"/>
+                <w:sz w:val="15"/>
               </w:rPr>
               <w:t>4.      IF token is a number THEN</w:t>
             </w:r>
@@ -12955,7 +12905,7 @@
               <w:rPr>
                 <w:rFonts w:ascii="Courier New" w:hAnsi="Courier New"/>
                 <w:color w:val="28251D"/>
-                <w:sz w:val="16"/>
+                <w:sz w:val="15"/>
               </w:rPr>
               <w:t>5.          S.push(token as number)</w:t>
             </w:r>
@@ -12968,7 +12918,7 @@
               <w:rPr>
                 <w:rFonts w:ascii="Courier New" w:hAnsi="Courier New"/>
                 <w:color w:val="28251D"/>
-                <w:sz w:val="16"/>
+                <w:sz w:val="15"/>
               </w:rPr>
               <w:t>6.      ELSE                              // token is +, -, * or /</w:t>
             </w:r>
@@ -12981,7 +12931,7 @@
               <w:rPr>
                 <w:rFonts w:ascii="Courier New" w:hAnsi="Courier New"/>
                 <w:color w:val="28251D"/>
-                <w:sz w:val="16"/>
+                <w:sz w:val="15"/>
               </w:rPr>
               <w:t>7.          IF S.size &lt; 2 THEN ERROR "malformed expression"</w:t>
             </w:r>
@@ -12994,7 +12944,7 @@
               <w:rPr>
                 <w:rFonts w:ascii="Courier New" w:hAnsi="Courier New"/>
                 <w:color w:val="28251D"/>
-                <w:sz w:val="16"/>
+                <w:sz w:val="15"/>
               </w:rPr>
               <w:t>8.          right &lt;- S.pop()              // the second operand is popped first</w:t>
             </w:r>
@@ -13007,7 +12957,7 @@
               <w:rPr>
                 <w:rFonts w:ascii="Courier New" w:hAnsi="Courier New"/>
                 <w:color w:val="28251D"/>
-                <w:sz w:val="16"/>
+                <w:sz w:val="15"/>
               </w:rPr>
               <w:t>9.          left  &lt;- S.pop()</w:t>
             </w:r>
@@ -13020,7 +12970,7 @@
               <w:rPr>
                 <w:rFonts w:ascii="Courier New" w:hAnsi="Courier New"/>
                 <w:color w:val="28251D"/>
-                <w:sz w:val="16"/>
+                <w:sz w:val="15"/>
               </w:rPr>
               <w:t>10.         S.push( apply(left, token, right) )</w:t>
             </w:r>
@@ -13033,7 +12983,7 @@
               <w:rPr>
                 <w:rFonts w:ascii="Courier New" w:hAnsi="Courier New"/>
                 <w:color w:val="28251D"/>
-                <w:sz w:val="16"/>
+                <w:sz w:val="15"/>
               </w:rPr>
               <w:t>11.     END IF</w:t>
             </w:r>
@@ -13046,7 +12996,7 @@
               <w:rPr>
                 <w:rFonts w:ascii="Courier New" w:hAnsi="Courier New"/>
                 <w:color w:val="28251D"/>
-                <w:sz w:val="16"/>
+                <w:sz w:val="15"/>
               </w:rPr>
               <w:t>12. END FOR</w:t>
             </w:r>
@@ -13059,7 +13009,7 @@
               <w:rPr>
                 <w:rFonts w:ascii="Courier New" w:hAnsi="Courier New"/>
                 <w:color w:val="28251D"/>
-                <w:sz w:val="16"/>
+                <w:sz w:val="15"/>
               </w:rPr>
               <w:t>13. IF S.size &lt;&gt; 1 THEN ERROR "malformed expression"</w:t>
             </w:r>
@@ -13072,7 +13022,7 @@
               <w:rPr>
                 <w:rFonts w:ascii="Courier New" w:hAnsi="Courier New"/>
                 <w:color w:val="28251D"/>
-                <w:sz w:val="16"/>
+                <w:sz w:val="15"/>
               </w:rPr>
               <w:t>14. answer &lt;- S.peek()</w:t>
             </w:r>
@@ -13085,7 +13035,7 @@
               <w:rPr>
                 <w:rFonts w:ascii="Courier New" w:hAnsi="Courier New"/>
                 <w:color w:val="28251D"/>
-                <w:sz w:val="16"/>
+                <w:sz w:val="15"/>
               </w:rPr>
               <w:t>15. RETURN S.pop()</w:t>
             </w:r>
@@ -13098,7 +13048,7 @@
               <w:rPr>
                 <w:rFonts w:ascii="Courier New" w:hAnsi="Courier New"/>
                 <w:color w:val="28251D"/>
-                <w:sz w:val="16"/>
+                <w:sz w:val="15"/>
               </w:rPr>
               <w:t>END                                        Time complexity: O(n) tokens</w:t>
             </w:r>
@@ -13110,11 +13060,6 @@
       <w:pPr>
         <w:spacing w:after="80" w:before="0"/>
       </w:pPr>
-    </w:p>
-    <w:p>
-      <w:r>
-        <w:br w:type="page"/>
-      </w:r>
     </w:p>
     <w:p>
       <w:pPr>
@@ -13152,7 +13097,6 @@
       <w:tblPr>
         <w:tblW w:type="auto" w:w="0"/>
         <w:jc w:val="left"/>
-        <w:tblLook w:firstColumn="1" w:firstRow="1" w:lastColumn="0" w:lastRow="0" w:noHBand="0" w:noVBand="1" w:val="04A0"/>
         <w:tblBorders>
           <w:top w:val="single" w:sz="4" w:color="D4D1CA"/>
           <w:left w:val="single" w:sz="4" w:color="D4D1CA"/>
@@ -13161,6 +13105,7 @@
           <w:insideH w:val="single" w:sz="4" w:color="D4D1CA"/>
           <w:insideV w:val="single" w:sz="4" w:color="D4D1CA"/>
         </w:tblBorders>
+        <w:tblLook w:firstColumn="1" w:firstRow="1" w:lastColumn="0" w:lastRow="0" w:noHBand="0" w:noVBand="1" w:val="04A0"/>
       </w:tblPr>
       <w:tblGrid>
         <w:gridCol w:w="9354"/>
@@ -13179,7 +13124,7 @@
               <w:rPr>
                 <w:rFonts w:ascii="Courier New" w:hAnsi="Courier New"/>
                 <w:color w:val="28251D"/>
-                <w:sz w:val="16"/>
+                <w:sz w:val="15"/>
               </w:rPr>
               <w:t>ALGORITHM insertAtBeginning(student)</w:t>
             </w:r>
@@ -13192,7 +13137,7 @@
               <w:rPr>
                 <w:rFonts w:ascii="Courier New" w:hAnsi="Courier New"/>
                 <w:color w:val="28251D"/>
-                <w:sz w:val="16"/>
+                <w:sz w:val="15"/>
               </w:rPr>
               <w:t>1.  newNode &lt;- new Node holding student</w:t>
             </w:r>
@@ -13205,7 +13150,7 @@
               <w:rPr>
                 <w:rFonts w:ascii="Courier New" w:hAnsi="Courier New"/>
                 <w:color w:val="28251D"/>
-                <w:sz w:val="16"/>
+                <w:sz w:val="15"/>
               </w:rPr>
               <w:t>2.  newNode.next &lt;- head                  // point at the old first node</w:t>
             </w:r>
@@ -13218,7 +13163,7 @@
               <w:rPr>
                 <w:rFonts w:ascii="Courier New" w:hAnsi="Courier New"/>
                 <w:color w:val="28251D"/>
-                <w:sz w:val="16"/>
+                <w:sz w:val="15"/>
               </w:rPr>
               <w:t>3.  head &lt;- newNode</w:t>
             </w:r>
@@ -13231,7 +13176,7 @@
               <w:rPr>
                 <w:rFonts w:ascii="Courier New" w:hAnsi="Courier New"/>
                 <w:color w:val="28251D"/>
-                <w:sz w:val="16"/>
+                <w:sz w:val="15"/>
               </w:rPr>
               <w:t>4.  count &lt;- count + 1</w:t>
             </w:r>
@@ -13244,7 +13189,7 @@
               <w:rPr>
                 <w:rFonts w:ascii="Courier New" w:hAnsi="Courier New"/>
                 <w:color w:val="28251D"/>
-                <w:sz w:val="16"/>
+                <w:sz w:val="15"/>
               </w:rPr>
               <w:t>END                                        O(1)</w:t>
             </w:r>
@@ -13257,7 +13202,7 @@
               <w:rPr>
                 <w:rFonts w:ascii="Courier New" w:hAnsi="Courier New"/>
                 <w:color w:val="28251D"/>
-                <w:sz w:val="16"/>
+                <w:sz w:val="15"/>
               </w:rPr>
             </w:r>
           </w:p>
@@ -13269,7 +13214,7 @@
               <w:rPr>
                 <w:rFonts w:ascii="Courier New" w:hAnsi="Courier New"/>
                 <w:color w:val="28251D"/>
-                <w:sz w:val="16"/>
+                <w:sz w:val="15"/>
               </w:rPr>
               <w:t>ALGORITHM insertAtEnd(student)</w:t>
             </w:r>
@@ -13282,7 +13227,7 @@
               <w:rPr>
                 <w:rFonts w:ascii="Courier New" w:hAnsi="Courier New"/>
                 <w:color w:val="28251D"/>
-                <w:sz w:val="16"/>
+                <w:sz w:val="15"/>
               </w:rPr>
               <w:t>1.  newNode &lt;- new Node holding student</w:t>
             </w:r>
@@ -13295,7 +13240,7 @@
               <w:rPr>
                 <w:rFonts w:ascii="Courier New" w:hAnsi="Courier New"/>
                 <w:color w:val="28251D"/>
-                <w:sz w:val="16"/>
+                <w:sz w:val="15"/>
               </w:rPr>
               <w:t>2.  IF head = NULL THEN head &lt;- newNode</w:t>
             </w:r>
@@ -13308,7 +13253,7 @@
               <w:rPr>
                 <w:rFonts w:ascii="Courier New" w:hAnsi="Courier New"/>
                 <w:color w:val="28251D"/>
-                <w:sz w:val="16"/>
+                <w:sz w:val="15"/>
               </w:rPr>
               <w:t>3.  ELSE</w:t>
             </w:r>
@@ -13321,7 +13266,7 @@
               <w:rPr>
                 <w:rFonts w:ascii="Courier New" w:hAnsi="Courier New"/>
                 <w:color w:val="28251D"/>
-                <w:sz w:val="16"/>
+                <w:sz w:val="15"/>
               </w:rPr>
               <w:t>4.      current &lt;- head</w:t>
             </w:r>
@@ -13334,7 +13279,7 @@
               <w:rPr>
                 <w:rFonts w:ascii="Courier New" w:hAnsi="Courier New"/>
                 <w:color w:val="28251D"/>
-                <w:sz w:val="16"/>
+                <w:sz w:val="15"/>
               </w:rPr>
               <w:t>5.      WHILE current.next &lt;&gt; NULL DO current &lt;- current.next END WHILE</w:t>
             </w:r>
@@ -13347,7 +13292,7 @@
               <w:rPr>
                 <w:rFonts w:ascii="Courier New" w:hAnsi="Courier New"/>
                 <w:color w:val="28251D"/>
-                <w:sz w:val="16"/>
+                <w:sz w:val="15"/>
               </w:rPr>
               <w:t>6.      current.next &lt;- newNode</w:t>
             </w:r>
@@ -13360,7 +13305,7 @@
               <w:rPr>
                 <w:rFonts w:ascii="Courier New" w:hAnsi="Courier New"/>
                 <w:color w:val="28251D"/>
-                <w:sz w:val="16"/>
+                <w:sz w:val="15"/>
               </w:rPr>
               <w:t>7.  END IF</w:t>
             </w:r>
@@ -13373,7 +13318,7 @@
               <w:rPr>
                 <w:rFonts w:ascii="Courier New" w:hAnsi="Courier New"/>
                 <w:color w:val="28251D"/>
-                <w:sz w:val="16"/>
+                <w:sz w:val="15"/>
               </w:rPr>
               <w:t>8.  count &lt;- count + 1</w:t>
             </w:r>
@@ -13386,7 +13331,7 @@
               <w:rPr>
                 <w:rFonts w:ascii="Courier New" w:hAnsi="Courier New"/>
                 <w:color w:val="28251D"/>
-                <w:sz w:val="16"/>
+                <w:sz w:val="15"/>
               </w:rPr>
               <w:t>END                                        O(n)</w:t>
             </w:r>
@@ -13399,7 +13344,7 @@
               <w:rPr>
                 <w:rFonts w:ascii="Courier New" w:hAnsi="Courier New"/>
                 <w:color w:val="28251D"/>
-                <w:sz w:val="16"/>
+                <w:sz w:val="15"/>
               </w:rPr>
             </w:r>
           </w:p>
@@ -13411,7 +13356,7 @@
               <w:rPr>
                 <w:rFonts w:ascii="Courier New" w:hAnsi="Courier New"/>
                 <w:color w:val="28251D"/>
-                <w:sz w:val="16"/>
+                <w:sz w:val="15"/>
               </w:rPr>
               <w:t>ALGORITHM insertAtPosition(student, position)        // position is 1-based</w:t>
             </w:r>
@@ -13424,7 +13369,7 @@
               <w:rPr>
                 <w:rFonts w:ascii="Courier New" w:hAnsi="Courier New"/>
                 <w:color w:val="28251D"/>
-                <w:sz w:val="16"/>
+                <w:sz w:val="15"/>
               </w:rPr>
               <w:t>1.  IF position &lt; 1 OR position &gt; count + 1 THEN PRINT "invalid"; RETURN FALSE</w:t>
             </w:r>
@@ -13437,7 +13382,7 @@
               <w:rPr>
                 <w:rFonts w:ascii="Courier New" w:hAnsi="Courier New"/>
                 <w:color w:val="28251D"/>
-                <w:sz w:val="16"/>
+                <w:sz w:val="15"/>
               </w:rPr>
               <w:t>2.  IF position = 1 THEN insertAtBeginning(student); RETURN TRUE</w:t>
             </w:r>
@@ -13450,7 +13395,7 @@
               <w:rPr>
                 <w:rFonts w:ascii="Courier New" w:hAnsi="Courier New"/>
                 <w:color w:val="28251D"/>
-                <w:sz w:val="16"/>
+                <w:sz w:val="15"/>
               </w:rPr>
               <w:t>3.  newNode &lt;- new Node holding student</w:t>
             </w:r>
@@ -13463,7 +13408,7 @@
               <w:rPr>
                 <w:rFonts w:ascii="Courier New" w:hAnsi="Courier New"/>
                 <w:color w:val="28251D"/>
-                <w:sz w:val="16"/>
+                <w:sz w:val="15"/>
               </w:rPr>
               <w:t>4.  current &lt;- head</w:t>
             </w:r>
@@ -13476,7 +13421,7 @@
               <w:rPr>
                 <w:rFonts w:ascii="Courier New" w:hAnsi="Courier New"/>
                 <w:color w:val="28251D"/>
-                <w:sz w:val="16"/>
+                <w:sz w:val="15"/>
               </w:rPr>
               <w:t>5.  FOR i &lt;- 1 TO position - 2 DO current &lt;- current.next END FOR</w:t>
             </w:r>
@@ -13489,7 +13434,7 @@
               <w:rPr>
                 <w:rFonts w:ascii="Courier New" w:hAnsi="Courier New"/>
                 <w:color w:val="28251D"/>
-                <w:sz w:val="16"/>
+                <w:sz w:val="15"/>
               </w:rPr>
               <w:t>6.  newNode.next &lt;- current.next           // link to the rest of the list</w:t>
             </w:r>
@@ -13502,7 +13447,7 @@
               <w:rPr>
                 <w:rFonts w:ascii="Courier New" w:hAnsi="Courier New"/>
                 <w:color w:val="28251D"/>
-                <w:sz w:val="16"/>
+                <w:sz w:val="15"/>
               </w:rPr>
               <w:t>7.  current.next &lt;- newNode                // link the predecessor to the new node</w:t>
             </w:r>
@@ -13515,7 +13460,7 @@
               <w:rPr>
                 <w:rFonts w:ascii="Courier New" w:hAnsi="Courier New"/>
                 <w:color w:val="28251D"/>
-                <w:sz w:val="16"/>
+                <w:sz w:val="15"/>
               </w:rPr>
               <w:t>8.  count &lt;- count + 1;  RETURN TRUE</w:t>
             </w:r>
@@ -13528,7 +13473,7 @@
               <w:rPr>
                 <w:rFonts w:ascii="Courier New" w:hAnsi="Courier New"/>
                 <w:color w:val="28251D"/>
-                <w:sz w:val="16"/>
+                <w:sz w:val="15"/>
               </w:rPr>
               <w:t>END                                        O(n)</w:t>
             </w:r>
@@ -13561,7 +13506,6 @@
       <w:tblPr>
         <w:tblW w:type="auto" w:w="0"/>
         <w:jc w:val="left"/>
-        <w:tblLook w:firstColumn="1" w:firstRow="1" w:lastColumn="0" w:lastRow="0" w:noHBand="0" w:noVBand="1" w:val="04A0"/>
         <w:tblBorders>
           <w:top w:val="single" w:sz="4" w:color="D4D1CA"/>
           <w:left w:val="single" w:sz="4" w:color="D4D1CA"/>
@@ -13570,6 +13514,7 @@
           <w:insideH w:val="single" w:sz="4" w:color="D4D1CA"/>
           <w:insideV w:val="single" w:sz="4" w:color="D4D1CA"/>
         </w:tblBorders>
+        <w:tblLook w:firstColumn="1" w:firstRow="1" w:lastColumn="0" w:lastRow="0" w:noHBand="0" w:noVBand="1" w:val="04A0"/>
       </w:tblPr>
       <w:tblGrid>
         <w:gridCol w:w="9354"/>
@@ -13588,7 +13533,7 @@
               <w:rPr>
                 <w:rFonts w:ascii="Courier New" w:hAnsi="Courier New"/>
                 <w:color w:val="28251D"/>
-                <w:sz w:val="16"/>
+                <w:sz w:val="15"/>
               </w:rPr>
               <w:t>ALGORITHM deleteNode(studentNo)</w:t>
             </w:r>
@@ -13601,7 +13546,7 @@
               <w:rPr>
                 <w:rFonts w:ascii="Courier New" w:hAnsi="Courier New"/>
                 <w:color w:val="28251D"/>
-                <w:sz w:val="16"/>
+                <w:sz w:val="15"/>
               </w:rPr>
               <w:t>1.  IF head = NULL THEN PRINT "list is empty"; RETURN FALSE</w:t>
             </w:r>
@@ -13614,7 +13559,7 @@
               <w:rPr>
                 <w:rFonts w:ascii="Courier New" w:hAnsi="Courier New"/>
                 <w:color w:val="28251D"/>
-                <w:sz w:val="16"/>
+                <w:sz w:val="15"/>
               </w:rPr>
               <w:t>2.  IF head.data.studentNo = studentNo THEN          // deleting the head</w:t>
             </w:r>
@@ -13627,7 +13572,7 @@
               <w:rPr>
                 <w:rFonts w:ascii="Courier New" w:hAnsi="Courier New"/>
                 <w:color w:val="28251D"/>
-                <w:sz w:val="16"/>
+                <w:sz w:val="15"/>
               </w:rPr>
               <w:t>3.      head &lt;- head.next;  count &lt;- count - 1;  RETURN TRUE</w:t>
             </w:r>
@@ -13640,7 +13585,7 @@
               <w:rPr>
                 <w:rFonts w:ascii="Courier New" w:hAnsi="Courier New"/>
                 <w:color w:val="28251D"/>
-                <w:sz w:val="16"/>
+                <w:sz w:val="15"/>
               </w:rPr>
               <w:t>4.  END IF</w:t>
             </w:r>
@@ -13653,7 +13598,7 @@
               <w:rPr>
                 <w:rFonts w:ascii="Courier New" w:hAnsi="Courier New"/>
                 <w:color w:val="28251D"/>
-                <w:sz w:val="16"/>
+                <w:sz w:val="15"/>
               </w:rPr>
               <w:t>5.  previous &lt;- head;  current &lt;- head.next</w:t>
             </w:r>
@@ -13666,7 +13611,7 @@
               <w:rPr>
                 <w:rFonts w:ascii="Courier New" w:hAnsi="Courier New"/>
                 <w:color w:val="28251D"/>
-                <w:sz w:val="16"/>
+                <w:sz w:val="15"/>
               </w:rPr>
               <w:t>6.  WHILE current &lt;&gt; NULL DO</w:t>
             </w:r>
@@ -13679,7 +13624,7 @@
               <w:rPr>
                 <w:rFonts w:ascii="Courier New" w:hAnsi="Courier New"/>
                 <w:color w:val="28251D"/>
-                <w:sz w:val="16"/>
+                <w:sz w:val="15"/>
               </w:rPr>
               <w:t>7.      IF current.data.studentNo = studentNo THEN</w:t>
             </w:r>
@@ -13692,7 +13637,7 @@
               <w:rPr>
                 <w:rFonts w:ascii="Courier New" w:hAnsi="Courier New"/>
                 <w:color w:val="28251D"/>
-                <w:sz w:val="16"/>
+                <w:sz w:val="15"/>
               </w:rPr>
               <w:t>8.          previous.next &lt;- current.next            // bypass the target node</w:t>
             </w:r>
@@ -13705,7 +13650,7 @@
               <w:rPr>
                 <w:rFonts w:ascii="Courier New" w:hAnsi="Courier New"/>
                 <w:color w:val="28251D"/>
-                <w:sz w:val="16"/>
+                <w:sz w:val="15"/>
               </w:rPr>
               <w:t>9.          count &lt;- count - 1;  RETURN TRUE</w:t>
             </w:r>
@@ -13718,7 +13663,7 @@
               <w:rPr>
                 <w:rFonts w:ascii="Courier New" w:hAnsi="Courier New"/>
                 <w:color w:val="28251D"/>
-                <w:sz w:val="16"/>
+                <w:sz w:val="15"/>
               </w:rPr>
               <w:t>10.     END IF</w:t>
             </w:r>
@@ -13731,7 +13676,7 @@
               <w:rPr>
                 <w:rFonts w:ascii="Courier New" w:hAnsi="Courier New"/>
                 <w:color w:val="28251D"/>
-                <w:sz w:val="16"/>
+                <w:sz w:val="15"/>
               </w:rPr>
               <w:t>11.     previous &lt;- current;  current &lt;- current.next</w:t>
             </w:r>
@@ -13744,7 +13689,7 @@
               <w:rPr>
                 <w:rFonts w:ascii="Courier New" w:hAnsi="Courier New"/>
                 <w:color w:val="28251D"/>
-                <w:sz w:val="16"/>
+                <w:sz w:val="15"/>
               </w:rPr>
               <w:t>12. END WHILE</w:t>
             </w:r>
@@ -13757,7 +13702,7 @@
               <w:rPr>
                 <w:rFonts w:ascii="Courier New" w:hAnsi="Courier New"/>
                 <w:color w:val="28251D"/>
-                <w:sz w:val="16"/>
+                <w:sz w:val="15"/>
               </w:rPr>
               <w:t>13. PRINT "student not found";  RETURN FALSE</w:t>
             </w:r>
@@ -13770,7 +13715,7 @@
               <w:rPr>
                 <w:rFonts w:ascii="Courier New" w:hAnsi="Courier New"/>
                 <w:color w:val="28251D"/>
-                <w:sz w:val="16"/>
+                <w:sz w:val="15"/>
               </w:rPr>
               <w:t>END                                        O(n)</w:t>
             </w:r>
@@ -13803,7 +13748,6 @@
       <w:tblPr>
         <w:tblW w:type="auto" w:w="0"/>
         <w:jc w:val="left"/>
-        <w:tblLook w:firstColumn="1" w:firstRow="1" w:lastColumn="0" w:lastRow="0" w:noHBand="0" w:noVBand="1" w:val="04A0"/>
         <w:tblBorders>
           <w:top w:val="single" w:sz="4" w:color="D4D1CA"/>
           <w:left w:val="single" w:sz="4" w:color="D4D1CA"/>
@@ -13812,6 +13756,7 @@
           <w:insideH w:val="single" w:sz="4" w:color="D4D1CA"/>
           <w:insideV w:val="single" w:sz="4" w:color="D4D1CA"/>
         </w:tblBorders>
+        <w:tblLook w:firstColumn="1" w:firstRow="1" w:lastColumn="0" w:lastRow="0" w:noHBand="0" w:noVBand="1" w:val="04A0"/>
       </w:tblPr>
       <w:tblGrid>
         <w:gridCol w:w="9354"/>
@@ -13830,7 +13775,7 @@
               <w:rPr>
                 <w:rFonts w:ascii="Courier New" w:hAnsi="Courier New"/>
                 <w:color w:val="28251D"/>
-                <w:sz w:val="16"/>
+                <w:sz w:val="15"/>
               </w:rPr>
               <w:t>ALGORITHM searchNode(studentNo)            // sequential (linear) search</w:t>
             </w:r>
@@ -13843,7 +13788,7 @@
               <w:rPr>
                 <w:rFonts w:ascii="Courier New" w:hAnsi="Courier New"/>
                 <w:color w:val="28251D"/>
-                <w:sz w:val="16"/>
+                <w:sz w:val="15"/>
               </w:rPr>
               <w:t>1.  current &lt;- head;  position &lt;- 1</w:t>
             </w:r>
@@ -13856,7 +13801,7 @@
               <w:rPr>
                 <w:rFonts w:ascii="Courier New" w:hAnsi="Courier New"/>
                 <w:color w:val="28251D"/>
-                <w:sz w:val="16"/>
+                <w:sz w:val="15"/>
               </w:rPr>
               <w:t>2.  WHILE current &lt;&gt; NULL DO</w:t>
             </w:r>
@@ -13869,7 +13814,7 @@
               <w:rPr>
                 <w:rFonts w:ascii="Courier New" w:hAnsi="Courier New"/>
                 <w:color w:val="28251D"/>
-                <w:sz w:val="16"/>
+                <w:sz w:val="15"/>
               </w:rPr>
               <w:t>3.      IF current.data.studentNo = studentNo THEN</w:t>
             </w:r>
@@ -13882,7 +13827,7 @@
               <w:rPr>
                 <w:rFonts w:ascii="Courier New" w:hAnsi="Courier New"/>
                 <w:color w:val="28251D"/>
-                <w:sz w:val="16"/>
+                <w:sz w:val="15"/>
               </w:rPr>
               <w:t>4.          PRINT "found at node", position;  RETURN current.data</w:t>
             </w:r>
@@ -13895,7 +13840,7 @@
               <w:rPr>
                 <w:rFonts w:ascii="Courier New" w:hAnsi="Courier New"/>
                 <w:color w:val="28251D"/>
-                <w:sz w:val="16"/>
+                <w:sz w:val="15"/>
               </w:rPr>
               <w:t>5.      END IF</w:t>
             </w:r>
@@ -13908,7 +13853,7 @@
               <w:rPr>
                 <w:rFonts w:ascii="Courier New" w:hAnsi="Courier New"/>
                 <w:color w:val="28251D"/>
-                <w:sz w:val="16"/>
+                <w:sz w:val="15"/>
               </w:rPr>
               <w:t>6.      current &lt;- current.next;  position &lt;- position + 1</w:t>
             </w:r>
@@ -13921,7 +13866,7 @@
               <w:rPr>
                 <w:rFonts w:ascii="Courier New" w:hAnsi="Courier New"/>
                 <w:color w:val="28251D"/>
-                <w:sz w:val="16"/>
+                <w:sz w:val="15"/>
               </w:rPr>
               <w:t>7.  END WHILE</w:t>
             </w:r>
@@ -13934,7 +13879,7 @@
               <w:rPr>
                 <w:rFonts w:ascii="Courier New" w:hAnsi="Courier New"/>
                 <w:color w:val="28251D"/>
-                <w:sz w:val="16"/>
+                <w:sz w:val="15"/>
               </w:rPr>
               <w:t>8.  PRINT "not found";  RETURN NULL</w:t>
             </w:r>
@@ -13947,7 +13892,7 @@
               <w:rPr>
                 <w:rFonts w:ascii="Courier New" w:hAnsi="Courier New"/>
                 <w:color w:val="28251D"/>
-                <w:sz w:val="16"/>
+                <w:sz w:val="15"/>
               </w:rPr>
               <w:t>END                                        O(n)</w:t>
             </w:r>
@@ -13960,7 +13905,7 @@
               <w:rPr>
                 <w:rFonts w:ascii="Courier New" w:hAnsi="Courier New"/>
                 <w:color w:val="28251D"/>
-                <w:sz w:val="16"/>
+                <w:sz w:val="15"/>
               </w:rPr>
             </w:r>
           </w:p>
@@ -13972,7 +13917,7 @@
               <w:rPr>
                 <w:rFonts w:ascii="Courier New" w:hAnsi="Courier New"/>
                 <w:color w:val="28251D"/>
-                <w:sz w:val="16"/>
+                <w:sz w:val="15"/>
               </w:rPr>
               <w:t>ALGORITHM traverseList()</w:t>
             </w:r>
@@ -13985,7 +13930,7 @@
               <w:rPr>
                 <w:rFonts w:ascii="Courier New" w:hAnsi="Courier New"/>
                 <w:color w:val="28251D"/>
-                <w:sz w:val="16"/>
+                <w:sz w:val="15"/>
               </w:rPr>
               <w:t>1.  current &lt;- head;  position &lt;- 1</w:t>
             </w:r>
@@ -13998,7 +13943,7 @@
               <w:rPr>
                 <w:rFonts w:ascii="Courier New" w:hAnsi="Courier New"/>
                 <w:color w:val="28251D"/>
-                <w:sz w:val="16"/>
+                <w:sz w:val="15"/>
               </w:rPr>
               <w:t>2.  WHILE current &lt;&gt; NULL DO</w:t>
             </w:r>
@@ -14011,7 +13956,7 @@
               <w:rPr>
                 <w:rFonts w:ascii="Courier New" w:hAnsi="Courier New"/>
                 <w:color w:val="28251D"/>
-                <w:sz w:val="16"/>
+                <w:sz w:val="15"/>
               </w:rPr>
               <w:t>3.      PRINT position, current.data.studentNo, name, serviceType, estimatedTime</w:t>
             </w:r>
@@ -14024,7 +13969,7 @@
               <w:rPr>
                 <w:rFonts w:ascii="Courier New" w:hAnsi="Courier New"/>
                 <w:color w:val="28251D"/>
-                <w:sz w:val="16"/>
+                <w:sz w:val="15"/>
               </w:rPr>
               <w:t>4.      current &lt;- current.next;  position &lt;- position + 1</w:t>
             </w:r>
@@ -14037,7 +13982,7 @@
               <w:rPr>
                 <w:rFonts w:ascii="Courier New" w:hAnsi="Courier New"/>
                 <w:color w:val="28251D"/>
-                <w:sz w:val="16"/>
+                <w:sz w:val="15"/>
               </w:rPr>
               <w:t>5.  END WHILE</w:t>
             </w:r>
@@ -14050,7 +13995,7 @@
               <w:rPr>
                 <w:rFonts w:ascii="Courier New" w:hAnsi="Courier New"/>
                 <w:color w:val="28251D"/>
-                <w:sz w:val="16"/>
+                <w:sz w:val="15"/>
               </w:rPr>
               <w:t>6.  PRINT "total records =", count</w:t>
             </w:r>
@@ -14063,7 +14008,7 @@
               <w:rPr>
                 <w:rFonts w:ascii="Courier New" w:hAnsi="Courier New"/>
                 <w:color w:val="28251D"/>
-                <w:sz w:val="16"/>
+                <w:sz w:val="15"/>
               </w:rPr>
               <w:t>END                                        O(n)</w:t>
             </w:r>
@@ -14075,11 +14020,6 @@
       <w:pPr>
         <w:spacing w:after="80" w:before="0"/>
       </w:pPr>
-    </w:p>
-    <w:p>
-      <w:r>
-        <w:br w:type="page"/>
-      </w:r>
     </w:p>
     <w:p>
       <w:pPr>
@@ -14101,7 +14041,6 @@
       <w:tblPr>
         <w:tblW w:type="auto" w:w="0"/>
         <w:jc w:val="left"/>
-        <w:tblLook w:firstColumn="1" w:firstRow="1" w:lastColumn="0" w:lastRow="0" w:noHBand="0" w:noVBand="1" w:val="04A0"/>
         <w:tblBorders>
           <w:top w:val="single" w:sz="4" w:color="D4D1CA"/>
           <w:left w:val="single" w:sz="4" w:color="D4D1CA"/>
@@ -14110,6 +14049,7 @@
           <w:insideH w:val="single" w:sz="4" w:color="D4D1CA"/>
           <w:insideV w:val="single" w:sz="4" w:color="D4D1CA"/>
         </w:tblBorders>
+        <w:tblLook w:firstColumn="1" w:firstRow="1" w:lastColumn="0" w:lastRow="0" w:noHBand="0" w:noVBand="1" w:val="04A0"/>
       </w:tblPr>
       <w:tblGrid>
         <w:gridCol w:w="9354"/>
@@ -14128,7 +14068,7 @@
               <w:rPr>
                 <w:rFonts w:ascii="Courier New" w:hAnsi="Courier New"/>
                 <w:color w:val="28251D"/>
-                <w:sz w:val="16"/>
+                <w:sz w:val="15"/>
               </w:rPr>
               <w:t>ALGORITHM computeDailyStatistics(serviceTimes, n)</w:t>
             </w:r>
@@ -14141,7 +14081,7 @@
               <w:rPr>
                 <w:rFonts w:ascii="Courier New" w:hAnsi="Courier New"/>
                 <w:color w:val="28251D"/>
-                <w:sz w:val="16"/>
+                <w:sz w:val="15"/>
               </w:rPr>
               <w:t>1.  total &lt;- 0;  served &lt;- 0;  longerThanTen &lt;- 0</w:t>
             </w:r>
@@ -14154,7 +14094,7 @@
               <w:rPr>
                 <w:rFonts w:ascii="Courier New" w:hAnsi="Courier New"/>
                 <w:color w:val="28251D"/>
-                <w:sz w:val="16"/>
+                <w:sz w:val="15"/>
               </w:rPr>
               <w:t>2.  highest &lt;- serviceTimes[0];  lowest &lt;- serviceTimes[0]</w:t>
             </w:r>
@@ -14167,7 +14107,7 @@
               <w:rPr>
                 <w:rFonts w:ascii="Courier New" w:hAnsi="Courier New"/>
                 <w:color w:val="28251D"/>
-                <w:sz w:val="16"/>
+                <w:sz w:val="15"/>
               </w:rPr>
               <w:t>3.  FOR i &lt;- 0 TO n - 1 DO</w:t>
             </w:r>
@@ -14180,7 +14120,7 @@
               <w:rPr>
                 <w:rFonts w:ascii="Courier New" w:hAnsi="Courier New"/>
                 <w:color w:val="28251D"/>
-                <w:sz w:val="16"/>
+                <w:sz w:val="15"/>
               </w:rPr>
               <w:t>4.      served &lt;- served + 1</w:t>
             </w:r>
@@ -14193,7 +14133,7 @@
               <w:rPr>
                 <w:rFonts w:ascii="Courier New" w:hAnsi="Courier New"/>
                 <w:color w:val="28251D"/>
-                <w:sz w:val="16"/>
+                <w:sz w:val="15"/>
               </w:rPr>
               <w:t>5.      total  &lt;- total + serviceTimes[i]</w:t>
             </w:r>
@@ -14206,7 +14146,7 @@
               <w:rPr>
                 <w:rFonts w:ascii="Courier New" w:hAnsi="Courier New"/>
                 <w:color w:val="28251D"/>
-                <w:sz w:val="16"/>
+                <w:sz w:val="15"/>
               </w:rPr>
               <w:t>6.      IF serviceTimes[i] &gt; highest THEN highest &lt;- serviceTimes[i]</w:t>
             </w:r>
@@ -14219,7 +14159,7 @@
               <w:rPr>
                 <w:rFonts w:ascii="Courier New" w:hAnsi="Courier New"/>
                 <w:color w:val="28251D"/>
-                <w:sz w:val="16"/>
+                <w:sz w:val="15"/>
               </w:rPr>
               <w:t>7.      IF serviceTimes[i] &lt; lowest  THEN lowest  &lt;- serviceTimes[i]</w:t>
             </w:r>
@@ -14232,7 +14172,7 @@
               <w:rPr>
                 <w:rFonts w:ascii="Courier New" w:hAnsi="Courier New"/>
                 <w:color w:val="28251D"/>
-                <w:sz w:val="16"/>
+                <w:sz w:val="15"/>
               </w:rPr>
               <w:t>8.      IF serviceTimes[i] &gt; 10      THEN longerThanTen &lt;- longerThanTen + 1</w:t>
             </w:r>
@@ -14245,7 +14185,7 @@
               <w:rPr>
                 <w:rFonts w:ascii="Courier New" w:hAnsi="Courier New"/>
                 <w:color w:val="28251D"/>
-                <w:sz w:val="16"/>
+                <w:sz w:val="15"/>
               </w:rPr>
               <w:t>9.  END FOR</w:t>
             </w:r>
@@ -14258,7 +14198,7 @@
               <w:rPr>
                 <w:rFonts w:ascii="Courier New" w:hAnsi="Courier New"/>
                 <w:color w:val="28251D"/>
-                <w:sz w:val="16"/>
+                <w:sz w:val="15"/>
               </w:rPr>
               <w:t>10. average &lt;- total / served</w:t>
             </w:r>
@@ -14271,7 +14211,7 @@
               <w:rPr>
                 <w:rFonts w:ascii="Courier New" w:hAnsi="Courier New"/>
                 <w:color w:val="28251D"/>
-                <w:sz w:val="16"/>
+                <w:sz w:val="15"/>
               </w:rPr>
               <w:t>11. RETURN served, total, average, highest, lowest, longerThanTen</w:t>
             </w:r>
@@ -14284,7 +14224,7 @@
               <w:rPr>
                 <w:rFonts w:ascii="Courier New" w:hAnsi="Courier New"/>
                 <w:color w:val="28251D"/>
-                <w:sz w:val="16"/>
+                <w:sz w:val="15"/>
               </w:rPr>
               <w:t>END                     One traversal, O(n). No built-in max, min or sum is used.</w:t>
             </w:r>
@@ -14333,7 +14273,6 @@
       <w:tblPr>
         <w:tblW w:type="auto" w:w="0"/>
         <w:jc w:val="left"/>
-        <w:tblLook w:firstColumn="1" w:firstRow="1" w:lastColumn="0" w:lastRow="0" w:noHBand="0" w:noVBand="1" w:val="04A0"/>
         <w:tblBorders>
           <w:top w:val="single" w:sz="4" w:color="D4D1CA"/>
           <w:left w:val="single" w:sz="4" w:color="D4D1CA"/>
@@ -14342,6 +14281,7 @@
           <w:insideH w:val="single" w:sz="4" w:color="D4D1CA"/>
           <w:insideV w:val="single" w:sz="4" w:color="D4D1CA"/>
         </w:tblBorders>
+        <w:tblLook w:firstColumn="1" w:firstRow="1" w:lastColumn="0" w:lastRow="0" w:noHBand="0" w:noVBand="1" w:val="04A0"/>
       </w:tblPr>
       <w:tblGrid>
         <w:gridCol w:w="9354"/>
@@ -14360,7 +14300,7 @@
               <w:rPr>
                 <w:rFonts w:ascii="Courier New" w:hAnsi="Courier New"/>
                 <w:color w:val="28251D"/>
-                <w:sz w:val="16"/>
+                <w:sz w:val="15"/>
               </w:rPr>
               <w:t>ALGORITHM selectionSort(A, n)</w:t>
             </w:r>
@@ -14373,7 +14313,7 @@
               <w:rPr>
                 <w:rFonts w:ascii="Courier New" w:hAnsi="Courier New"/>
                 <w:color w:val="28251D"/>
-                <w:sz w:val="16"/>
+                <w:sz w:val="15"/>
               </w:rPr>
               <w:t>1.  FOR i &lt;- 0 TO n - 2 DO</w:t>
             </w:r>
@@ -14386,7 +14326,7 @@
               <w:rPr>
                 <w:rFonts w:ascii="Courier New" w:hAnsi="Courier New"/>
                 <w:color w:val="28251D"/>
-                <w:sz w:val="16"/>
+                <w:sz w:val="15"/>
               </w:rPr>
               <w:t>2.      minIndex &lt;- i</w:t>
             </w:r>
@@ -14399,7 +14339,7 @@
               <w:rPr>
                 <w:rFonts w:ascii="Courier New" w:hAnsi="Courier New"/>
                 <w:color w:val="28251D"/>
-                <w:sz w:val="16"/>
+                <w:sz w:val="15"/>
               </w:rPr>
               <w:t>3.      FOR j &lt;- i + 1 TO n - 1 DO</w:t>
             </w:r>
@@ -14412,7 +14352,7 @@
               <w:rPr>
                 <w:rFonts w:ascii="Courier New" w:hAnsi="Courier New"/>
                 <w:color w:val="28251D"/>
-                <w:sz w:val="16"/>
+                <w:sz w:val="15"/>
               </w:rPr>
               <w:t>4.          comparisons &lt;- comparisons + 1</w:t>
             </w:r>
@@ -14425,7 +14365,7 @@
               <w:rPr>
                 <w:rFonts w:ascii="Courier New" w:hAnsi="Courier New"/>
                 <w:color w:val="28251D"/>
-                <w:sz w:val="16"/>
+                <w:sz w:val="15"/>
               </w:rPr>
               <w:t>5.          IF A[j] &lt; A[minIndex] THEN minIndex &lt;- j</w:t>
             </w:r>
@@ -14438,7 +14378,7 @@
               <w:rPr>
                 <w:rFonts w:ascii="Courier New" w:hAnsi="Courier New"/>
                 <w:color w:val="28251D"/>
-                <w:sz w:val="16"/>
+                <w:sz w:val="15"/>
               </w:rPr>
               <w:t>6.      END FOR</w:t>
             </w:r>
@@ -14451,7 +14391,7 @@
               <w:rPr>
                 <w:rFonts w:ascii="Courier New" w:hAnsi="Courier New"/>
                 <w:color w:val="28251D"/>
-                <w:sz w:val="16"/>
+                <w:sz w:val="15"/>
               </w:rPr>
               <w:t>7.      IF minIndex &lt;&gt; i THEN</w:t>
             </w:r>
@@ -14464,7 +14404,7 @@
               <w:rPr>
                 <w:rFonts w:ascii="Courier New" w:hAnsi="Courier New"/>
                 <w:color w:val="28251D"/>
-                <w:sz w:val="16"/>
+                <w:sz w:val="15"/>
               </w:rPr>
               <w:t>8.          SWAP A[i] WITH A[minIndex];  swaps &lt;- swaps + 1</w:t>
             </w:r>
@@ -14477,7 +14417,7 @@
               <w:rPr>
                 <w:rFonts w:ascii="Courier New" w:hAnsi="Courier New"/>
                 <w:color w:val="28251D"/>
-                <w:sz w:val="16"/>
+                <w:sz w:val="15"/>
               </w:rPr>
               <w:t>9.      END IF</w:t>
             </w:r>
@@ -14490,7 +14430,7 @@
               <w:rPr>
                 <w:rFonts w:ascii="Courier New" w:hAnsi="Courier New"/>
                 <w:color w:val="28251D"/>
-                <w:sz w:val="16"/>
+                <w:sz w:val="15"/>
               </w:rPr>
               <w:t>10. END FOR</w:t>
             </w:r>
@@ -14503,7 +14443,7 @@
               <w:rPr>
                 <w:rFonts w:ascii="Courier New" w:hAnsi="Courier New"/>
                 <w:color w:val="28251D"/>
-                <w:sz w:val="16"/>
+                <w:sz w:val="15"/>
               </w:rPr>
               <w:t>END        Comparisons always n(n-1)/2;  best = average = worst = O(n^2)</w:t>
             </w:r>
@@ -14536,7 +14476,6 @@
       <w:tblPr>
         <w:tblW w:type="auto" w:w="0"/>
         <w:jc w:val="left"/>
-        <w:tblLook w:firstColumn="1" w:firstRow="1" w:lastColumn="0" w:lastRow="0" w:noHBand="0" w:noVBand="1" w:val="04A0"/>
         <w:tblBorders>
           <w:top w:val="single" w:sz="4" w:color="D4D1CA"/>
           <w:left w:val="single" w:sz="4" w:color="D4D1CA"/>
@@ -14545,6 +14484,7 @@
           <w:insideH w:val="single" w:sz="4" w:color="D4D1CA"/>
           <w:insideV w:val="single" w:sz="4" w:color="D4D1CA"/>
         </w:tblBorders>
+        <w:tblLook w:firstColumn="1" w:firstRow="1" w:lastColumn="0" w:lastRow="0" w:noHBand="0" w:noVBand="1" w:val="04A0"/>
       </w:tblPr>
       <w:tblGrid>
         <w:gridCol w:w="9354"/>
@@ -14563,7 +14503,7 @@
               <w:rPr>
                 <w:rFonts w:ascii="Courier New" w:hAnsi="Courier New"/>
                 <w:color w:val="28251D"/>
-                <w:sz w:val="16"/>
+                <w:sz w:val="15"/>
               </w:rPr>
               <w:t>ALGORITHM insertionSort(A, n)</w:t>
             </w:r>
@@ -14576,7 +14516,7 @@
               <w:rPr>
                 <w:rFonts w:ascii="Courier New" w:hAnsi="Courier New"/>
                 <w:color w:val="28251D"/>
-                <w:sz w:val="16"/>
+                <w:sz w:val="15"/>
               </w:rPr>
               <w:t>1.  FOR i &lt;- 1 TO n - 1 DO</w:t>
             </w:r>
@@ -14589,7 +14529,7 @@
               <w:rPr>
                 <w:rFonts w:ascii="Courier New" w:hAnsi="Courier New"/>
                 <w:color w:val="28251D"/>
-                <w:sz w:val="16"/>
+                <w:sz w:val="15"/>
               </w:rPr>
               <w:t>2.      key &lt;- A[i];  j &lt;- i - 1</w:t>
             </w:r>
@@ -14602,7 +14542,7 @@
               <w:rPr>
                 <w:rFonts w:ascii="Courier New" w:hAnsi="Courier New"/>
                 <w:color w:val="28251D"/>
-                <w:sz w:val="16"/>
+                <w:sz w:val="15"/>
               </w:rPr>
               <w:t>3.      WHILE j &gt;= 0 DO</w:t>
             </w:r>
@@ -14615,7 +14555,7 @@
               <w:rPr>
                 <w:rFonts w:ascii="Courier New" w:hAnsi="Courier New"/>
                 <w:color w:val="28251D"/>
-                <w:sz w:val="16"/>
+                <w:sz w:val="15"/>
               </w:rPr>
               <w:t>4.          comparisons &lt;- comparisons + 1</w:t>
             </w:r>
@@ -14628,7 +14568,7 @@
               <w:rPr>
                 <w:rFonts w:ascii="Courier New" w:hAnsi="Courier New"/>
                 <w:color w:val="28251D"/>
-                <w:sz w:val="16"/>
+                <w:sz w:val="15"/>
               </w:rPr>
               <w:t>5.          IF A[j] &gt; key THEN</w:t>
             </w:r>
@@ -14641,7 +14581,7 @@
               <w:rPr>
                 <w:rFonts w:ascii="Courier New" w:hAnsi="Courier New"/>
                 <w:color w:val="28251D"/>
-                <w:sz w:val="16"/>
+                <w:sz w:val="15"/>
               </w:rPr>
               <w:t>6.              A[j + 1] &lt;- A[j]           // shift the larger value right</w:t>
             </w:r>
@@ -14654,7 +14594,7 @@
               <w:rPr>
                 <w:rFonts w:ascii="Courier New" w:hAnsi="Courier New"/>
                 <w:color w:val="28251D"/>
-                <w:sz w:val="16"/>
+                <w:sz w:val="15"/>
               </w:rPr>
               <w:t>7.              shifts &lt;- shifts + 1;  j &lt;- j - 1</w:t>
             </w:r>
@@ -14667,7 +14607,7 @@
               <w:rPr>
                 <w:rFonts w:ascii="Courier New" w:hAnsi="Courier New"/>
                 <w:color w:val="28251D"/>
-                <w:sz w:val="16"/>
+                <w:sz w:val="15"/>
               </w:rPr>
               <w:t>8.          ELSE</w:t>
             </w:r>
@@ -14680,7 +14620,7 @@
               <w:rPr>
                 <w:rFonts w:ascii="Courier New" w:hAnsi="Courier New"/>
                 <w:color w:val="28251D"/>
-                <w:sz w:val="16"/>
+                <w:sz w:val="15"/>
               </w:rPr>
               <w:t>9.              EXIT WHILE                 // correct position found</w:t>
             </w:r>
@@ -14693,7 +14633,7 @@
               <w:rPr>
                 <w:rFonts w:ascii="Courier New" w:hAnsi="Courier New"/>
                 <w:color w:val="28251D"/>
-                <w:sz w:val="16"/>
+                <w:sz w:val="15"/>
               </w:rPr>
               <w:t>10.         END IF</w:t>
             </w:r>
@@ -14706,7 +14646,7 @@
               <w:rPr>
                 <w:rFonts w:ascii="Courier New" w:hAnsi="Courier New"/>
                 <w:color w:val="28251D"/>
-                <w:sz w:val="16"/>
+                <w:sz w:val="15"/>
               </w:rPr>
               <w:t>11.     END WHILE</w:t>
             </w:r>
@@ -14719,7 +14659,7 @@
               <w:rPr>
                 <w:rFonts w:ascii="Courier New" w:hAnsi="Courier New"/>
                 <w:color w:val="28251D"/>
-                <w:sz w:val="16"/>
+                <w:sz w:val="15"/>
               </w:rPr>
               <w:t>12.     A[j + 1] &lt;- key</w:t>
             </w:r>
@@ -14732,7 +14672,7 @@
               <w:rPr>
                 <w:rFonts w:ascii="Courier New" w:hAnsi="Courier New"/>
                 <w:color w:val="28251D"/>
-                <w:sz w:val="16"/>
+                <w:sz w:val="15"/>
               </w:rPr>
               <w:t>13. END FOR</w:t>
             </w:r>
@@ -14745,7 +14685,7 @@
               <w:rPr>
                 <w:rFonts w:ascii="Courier New" w:hAnsi="Courier New"/>
                 <w:color w:val="28251D"/>
-                <w:sz w:val="16"/>
+                <w:sz w:val="15"/>
               </w:rPr>
               <w:t>END        Best O(n) on (almost) sorted data;  average and worst O(n^2)</w:t>
             </w:r>
@@ -14778,7 +14718,6 @@
       <w:tblPr>
         <w:tblW w:type="auto" w:w="0"/>
         <w:jc w:val="left"/>
-        <w:tblLook w:firstColumn="1" w:firstRow="1" w:lastColumn="0" w:lastRow="0" w:noHBand="0" w:noVBand="1" w:val="04A0"/>
         <w:tblBorders>
           <w:top w:val="single" w:sz="4" w:color="D4D1CA"/>
           <w:left w:val="single" w:sz="4" w:color="D4D1CA"/>
@@ -14787,6 +14726,7 @@
           <w:insideH w:val="single" w:sz="4" w:color="D4D1CA"/>
           <w:insideV w:val="single" w:sz="4" w:color="D4D1CA"/>
         </w:tblBorders>
+        <w:tblLook w:firstColumn="1" w:firstRow="1" w:lastColumn="0" w:lastRow="0" w:noHBand="0" w:noVBand="1" w:val="04A0"/>
       </w:tblPr>
       <w:tblGrid>
         <w:gridCol w:w="9354"/>
@@ -14805,7 +14745,7 @@
               <w:rPr>
                 <w:rFonts w:ascii="Courier New" w:hAnsi="Courier New"/>
                 <w:color w:val="28251D"/>
-                <w:sz w:val="16"/>
+                <w:sz w:val="15"/>
               </w:rPr>
               <w:t>ALGORITHM mergeSort(A, low, high)</w:t>
             </w:r>
@@ -14818,7 +14758,7 @@
               <w:rPr>
                 <w:rFonts w:ascii="Courier New" w:hAnsi="Courier New"/>
                 <w:color w:val="28251D"/>
-                <w:sz w:val="16"/>
+                <w:sz w:val="15"/>
               </w:rPr>
               <w:t>1.  IF low &gt;= high THEN RETURN            // BASE CASE: 0 or 1 element is sorted</w:t>
             </w:r>
@@ -14831,7 +14771,7 @@
               <w:rPr>
                 <w:rFonts w:ascii="Courier New" w:hAnsi="Courier New"/>
                 <w:color w:val="28251D"/>
-                <w:sz w:val="16"/>
+                <w:sz w:val="15"/>
               </w:rPr>
               <w:t>2.  mid &lt;- low + (high - low) / 2</w:t>
             </w:r>
@@ -14844,7 +14784,7 @@
               <w:rPr>
                 <w:rFonts w:ascii="Courier New" w:hAnsi="Courier New"/>
                 <w:color w:val="28251D"/>
-                <w:sz w:val="16"/>
+                <w:sz w:val="15"/>
               </w:rPr>
               <w:t>3.  mergeSort(A, low, mid)                // divide the left half</w:t>
             </w:r>
@@ -14857,7 +14797,7 @@
               <w:rPr>
                 <w:rFonts w:ascii="Courier New" w:hAnsi="Courier New"/>
                 <w:color w:val="28251D"/>
-                <w:sz w:val="16"/>
+                <w:sz w:val="15"/>
               </w:rPr>
               <w:t>4.  mergeSort(A, mid + 1, high)           // divide the right half</w:t>
             </w:r>
@@ -14870,7 +14810,7 @@
               <w:rPr>
                 <w:rFonts w:ascii="Courier New" w:hAnsi="Courier New"/>
                 <w:color w:val="28251D"/>
-                <w:sz w:val="16"/>
+                <w:sz w:val="15"/>
               </w:rPr>
               <w:t>5.  merge(A, low, mid, high)              // conquer: combine the sorted halves</w:t>
             </w:r>
@@ -14883,7 +14823,7 @@
               <w:rPr>
                 <w:rFonts w:ascii="Courier New" w:hAnsi="Courier New"/>
                 <w:color w:val="28251D"/>
-                <w:sz w:val="16"/>
+                <w:sz w:val="15"/>
               </w:rPr>
               <w:t>END</w:t>
             </w:r>
@@ -14896,7 +14836,7 @@
               <w:rPr>
                 <w:rFonts w:ascii="Courier New" w:hAnsi="Courier New"/>
                 <w:color w:val="28251D"/>
-                <w:sz w:val="16"/>
+                <w:sz w:val="15"/>
               </w:rPr>
             </w:r>
           </w:p>
@@ -14908,7 +14848,7 @@
               <w:rPr>
                 <w:rFonts w:ascii="Courier New" w:hAnsi="Courier New"/>
                 <w:color w:val="28251D"/>
-                <w:sz w:val="16"/>
+                <w:sz w:val="15"/>
               </w:rPr>
               <w:t>ALGORITHM merge(A, low, mid, high)</w:t>
             </w:r>
@@ -14921,7 +14861,7 @@
               <w:rPr>
                 <w:rFonts w:ascii="Courier New" w:hAnsi="Courier New"/>
                 <w:color w:val="28251D"/>
-                <w:sz w:val="16"/>
+                <w:sz w:val="15"/>
               </w:rPr>
               <w:t>1.  L &lt;- copy of A[low .. mid];  R &lt;- copy of A[mid + 1 .. high]</w:t>
             </w:r>
@@ -14934,7 +14874,7 @@
               <w:rPr>
                 <w:rFonts w:ascii="Courier New" w:hAnsi="Courier New"/>
                 <w:color w:val="28251D"/>
-                <w:sz w:val="16"/>
+                <w:sz w:val="15"/>
               </w:rPr>
               <w:t>2.  i &lt;- 0;  j &lt;- 0;  k &lt;- low</w:t>
             </w:r>
@@ -14947,7 +14887,7 @@
               <w:rPr>
                 <w:rFonts w:ascii="Courier New" w:hAnsi="Courier New"/>
                 <w:color w:val="28251D"/>
-                <w:sz w:val="16"/>
+                <w:sz w:val="15"/>
               </w:rPr>
               <w:t>3.  WHILE i &lt; length(L) AND j &lt; length(R) DO</w:t>
             </w:r>
@@ -14960,7 +14900,7 @@
               <w:rPr>
                 <w:rFonts w:ascii="Courier New" w:hAnsi="Courier New"/>
                 <w:color w:val="28251D"/>
-                <w:sz w:val="16"/>
+                <w:sz w:val="15"/>
               </w:rPr>
               <w:t>4.      comparisons &lt;- comparisons + 1</w:t>
             </w:r>
@@ -14973,7 +14913,7 @@
               <w:rPr>
                 <w:rFonts w:ascii="Courier New" w:hAnsi="Courier New"/>
                 <w:color w:val="28251D"/>
-                <w:sz w:val="16"/>
+                <w:sz w:val="15"/>
               </w:rPr>
               <w:t>5.      IF L[i] &lt;= R[j] THEN A[k] &lt;- L[i];  i &lt;- i + 1</w:t>
             </w:r>
@@ -14986,7 +14926,7 @@
               <w:rPr>
                 <w:rFonts w:ascii="Courier New" w:hAnsi="Courier New"/>
                 <w:color w:val="28251D"/>
-                <w:sz w:val="16"/>
+                <w:sz w:val="15"/>
               </w:rPr>
               <w:t>6.      ELSE                 A[k] &lt;- R[j];  j &lt;- j + 1</w:t>
             </w:r>
@@ -14999,7 +14939,7 @@
               <w:rPr>
                 <w:rFonts w:ascii="Courier New" w:hAnsi="Courier New"/>
                 <w:color w:val="28251D"/>
-                <w:sz w:val="16"/>
+                <w:sz w:val="15"/>
               </w:rPr>
               <w:t>7.      END IF</w:t>
             </w:r>
@@ -15012,7 +14952,7 @@
               <w:rPr>
                 <w:rFonts w:ascii="Courier New" w:hAnsi="Courier New"/>
                 <w:color w:val="28251D"/>
-                <w:sz w:val="16"/>
+                <w:sz w:val="15"/>
               </w:rPr>
               <w:t>8.      k &lt;- k + 1</w:t>
             </w:r>
@@ -15025,7 +14965,7 @@
               <w:rPr>
                 <w:rFonts w:ascii="Courier New" w:hAnsi="Courier New"/>
                 <w:color w:val="28251D"/>
-                <w:sz w:val="16"/>
+                <w:sz w:val="15"/>
               </w:rPr>
               <w:t>9.  END WHILE</w:t>
             </w:r>
@@ -15038,7 +14978,7 @@
               <w:rPr>
                 <w:rFonts w:ascii="Courier New" w:hAnsi="Courier New"/>
                 <w:color w:val="28251D"/>
-                <w:sz w:val="16"/>
+                <w:sz w:val="15"/>
               </w:rPr>
               <w:t>10. WHILE i &lt; length(L) DO A[k] &lt;- L[i];  i &lt;- i + 1;  k &lt;- k + 1 END WHILE</w:t>
             </w:r>
@@ -15051,7 +14991,7 @@
               <w:rPr>
                 <w:rFonts w:ascii="Courier New" w:hAnsi="Courier New"/>
                 <w:color w:val="28251D"/>
-                <w:sz w:val="16"/>
+                <w:sz w:val="15"/>
               </w:rPr>
               <w:t>11. WHILE j &lt; length(R) DO A[k] &lt;- R[j];  j &lt;- j + 1;  k &lt;- k + 1 END WHILE</w:t>
             </w:r>
@@ -15064,7 +15004,7 @@
               <w:rPr>
                 <w:rFonts w:ascii="Courier New" w:hAnsi="Courier New"/>
                 <w:color w:val="28251D"/>
-                <w:sz w:val="16"/>
+                <w:sz w:val="15"/>
               </w:rPr>
               <w:t>END        O(n log n) in every case;  needs O(n) extra memory</w:t>
             </w:r>
@@ -15097,7 +15037,6 @@
       <w:tblPr>
         <w:tblW w:type="auto" w:w="0"/>
         <w:jc w:val="left"/>
-        <w:tblLook w:firstColumn="1" w:firstRow="1" w:lastColumn="0" w:lastRow="0" w:noHBand="0" w:noVBand="1" w:val="04A0"/>
         <w:tblBorders>
           <w:top w:val="single" w:sz="4" w:color="D4D1CA"/>
           <w:left w:val="single" w:sz="4" w:color="D4D1CA"/>
@@ -15106,6 +15045,7 @@
           <w:insideH w:val="single" w:sz="4" w:color="D4D1CA"/>
           <w:insideV w:val="single" w:sz="4" w:color="D4D1CA"/>
         </w:tblBorders>
+        <w:tblLook w:firstColumn="1" w:firstRow="1" w:lastColumn="0" w:lastRow="0" w:noHBand="0" w:noVBand="1" w:val="04A0"/>
       </w:tblPr>
       <w:tblGrid>
         <w:gridCol w:w="9354"/>
@@ -15124,7 +15064,7 @@
               <w:rPr>
                 <w:rFonts w:ascii="Courier New" w:hAnsi="Courier New"/>
                 <w:color w:val="28251D"/>
-                <w:sz w:val="16"/>
+                <w:sz w:val="15"/>
               </w:rPr>
               <w:t>ALGORITHM quickSort(A, low, high)</w:t>
             </w:r>
@@ -15137,7 +15077,7 @@
               <w:rPr>
                 <w:rFonts w:ascii="Courier New" w:hAnsi="Courier New"/>
                 <w:color w:val="28251D"/>
-                <w:sz w:val="16"/>
+                <w:sz w:val="15"/>
               </w:rPr>
               <w:t>1.  IF low &gt;= high THEN RETURN            // BASE CASE: 0 or 1 element</w:t>
             </w:r>
@@ -15150,7 +15090,7 @@
               <w:rPr>
                 <w:rFonts w:ascii="Courier New" w:hAnsi="Courier New"/>
                 <w:color w:val="28251D"/>
-                <w:sz w:val="16"/>
+                <w:sz w:val="15"/>
               </w:rPr>
               <w:t>2.  p &lt;- partition(A, low, high)</w:t>
             </w:r>
@@ -15163,7 +15103,7 @@
               <w:rPr>
                 <w:rFonts w:ascii="Courier New" w:hAnsi="Courier New"/>
                 <w:color w:val="28251D"/>
-                <w:sz w:val="16"/>
+                <w:sz w:val="15"/>
               </w:rPr>
               <w:t>3.  quickSort(A, low, p - 1)              // left partition (values &lt;= pivot)</w:t>
             </w:r>
@@ -15176,7 +15116,7 @@
               <w:rPr>
                 <w:rFonts w:ascii="Courier New" w:hAnsi="Courier New"/>
                 <w:color w:val="28251D"/>
-                <w:sz w:val="16"/>
+                <w:sz w:val="15"/>
               </w:rPr>
               <w:t>4.  quickSort(A, p + 1, high)             // right partition (values &gt; pivot)</w:t>
             </w:r>
@@ -15189,7 +15129,7 @@
               <w:rPr>
                 <w:rFonts w:ascii="Courier New" w:hAnsi="Courier New"/>
                 <w:color w:val="28251D"/>
-                <w:sz w:val="16"/>
+                <w:sz w:val="15"/>
               </w:rPr>
               <w:t>END</w:t>
             </w:r>
@@ -15202,7 +15142,7 @@
               <w:rPr>
                 <w:rFonts w:ascii="Courier New" w:hAnsi="Courier New"/>
                 <w:color w:val="28251D"/>
-                <w:sz w:val="16"/>
+                <w:sz w:val="15"/>
               </w:rPr>
             </w:r>
           </w:p>
@@ -15214,7 +15154,7 @@
               <w:rPr>
                 <w:rFonts w:ascii="Courier New" w:hAnsi="Courier New"/>
                 <w:color w:val="28251D"/>
-                <w:sz w:val="16"/>
+                <w:sz w:val="15"/>
               </w:rPr>
               <w:t>ALGORITHM partition(A, low, high)         // Lomuto scheme</w:t>
             </w:r>
@@ -15227,7 +15167,7 @@
               <w:rPr>
                 <w:rFonts w:ascii="Courier New" w:hAnsi="Courier New"/>
                 <w:color w:val="28251D"/>
-                <w:sz w:val="16"/>
+                <w:sz w:val="15"/>
               </w:rPr>
               <w:t>PIVOT RULE: the LAST element of the sub-array, A[high]</w:t>
             </w:r>
@@ -15240,7 +15180,7 @@
               <w:rPr>
                 <w:rFonts w:ascii="Courier New" w:hAnsi="Courier New"/>
                 <w:color w:val="28251D"/>
-                <w:sz w:val="16"/>
+                <w:sz w:val="15"/>
               </w:rPr>
               <w:t>1.  pivot &lt;- A[high];  i &lt;- low - 1</w:t>
             </w:r>
@@ -15253,7 +15193,7 @@
               <w:rPr>
                 <w:rFonts w:ascii="Courier New" w:hAnsi="Courier New"/>
                 <w:color w:val="28251D"/>
-                <w:sz w:val="16"/>
+                <w:sz w:val="15"/>
               </w:rPr>
               <w:t>2.  FOR j &lt;- low TO high - 1 DO</w:t>
             </w:r>
@@ -15266,7 +15206,7 @@
               <w:rPr>
                 <w:rFonts w:ascii="Courier New" w:hAnsi="Courier New"/>
                 <w:color w:val="28251D"/>
-                <w:sz w:val="16"/>
+                <w:sz w:val="15"/>
               </w:rPr>
               <w:t>3.      comparisons &lt;- comparisons + 1</w:t>
             </w:r>
@@ -15279,7 +15219,7 @@
               <w:rPr>
                 <w:rFonts w:ascii="Courier New" w:hAnsi="Courier New"/>
                 <w:color w:val="28251D"/>
-                <w:sz w:val="16"/>
+                <w:sz w:val="15"/>
               </w:rPr>
               <w:t>4.      IF A[j] &lt;= pivot THEN</w:t>
             </w:r>
@@ -15292,7 +15232,7 @@
               <w:rPr>
                 <w:rFonts w:ascii="Courier New" w:hAnsi="Courier New"/>
                 <w:color w:val="28251D"/>
-                <w:sz w:val="16"/>
+                <w:sz w:val="15"/>
               </w:rPr>
               <w:t>5.          i &lt;- i + 1</w:t>
             </w:r>
@@ -15305,7 +15245,7 @@
               <w:rPr>
                 <w:rFonts w:ascii="Courier New" w:hAnsi="Courier New"/>
                 <w:color w:val="28251D"/>
-                <w:sz w:val="16"/>
+                <w:sz w:val="15"/>
               </w:rPr>
               <w:t>6.          IF i &lt;&gt; j THEN SWAP A[i] WITH A[j];  swaps &lt;- swaps + 1</w:t>
             </w:r>
@@ -15318,7 +15258,7 @@
               <w:rPr>
                 <w:rFonts w:ascii="Courier New" w:hAnsi="Courier New"/>
                 <w:color w:val="28251D"/>
-                <w:sz w:val="16"/>
+                <w:sz w:val="15"/>
               </w:rPr>
               <w:t>7.      END IF</w:t>
             </w:r>
@@ -15331,7 +15271,7 @@
               <w:rPr>
                 <w:rFonts w:ascii="Courier New" w:hAnsi="Courier New"/>
                 <w:color w:val="28251D"/>
-                <w:sz w:val="16"/>
+                <w:sz w:val="15"/>
               </w:rPr>
               <w:t>8.  END FOR</w:t>
             </w:r>
@@ -15344,7 +15284,7 @@
               <w:rPr>
                 <w:rFonts w:ascii="Courier New" w:hAnsi="Courier New"/>
                 <w:color w:val="28251D"/>
-                <w:sz w:val="16"/>
+                <w:sz w:val="15"/>
               </w:rPr>
               <w:t>9.  SWAP A[i + 1] WITH A[high]            // pivot into its final position</w:t>
             </w:r>
@@ -15357,7 +15297,7 @@
               <w:rPr>
                 <w:rFonts w:ascii="Courier New" w:hAnsi="Courier New"/>
                 <w:color w:val="28251D"/>
-                <w:sz w:val="16"/>
+                <w:sz w:val="15"/>
               </w:rPr>
               <w:t>10. swaps &lt;- swaps + 1</w:t>
             </w:r>
@@ -15370,7 +15310,7 @@
               <w:rPr>
                 <w:rFonts w:ascii="Courier New" w:hAnsi="Courier New"/>
                 <w:color w:val="28251D"/>
-                <w:sz w:val="16"/>
+                <w:sz w:val="15"/>
               </w:rPr>
               <w:t>11. RETURN i + 1</w:t>
             </w:r>
@@ -15383,7 +15323,7 @@
               <w:rPr>
                 <w:rFonts w:ascii="Courier New" w:hAnsi="Courier New"/>
                 <w:color w:val="28251D"/>
-                <w:sz w:val="16"/>
+                <w:sz w:val="15"/>
               </w:rPr>
               <w:t>END        Average O(n log n);  worst O(n^2) on (almost) sorted input</w:t>
             </w:r>
@@ -15395,11 +15335,6 @@
       <w:pPr>
         <w:spacing w:after="80" w:before="0"/>
       </w:pPr>
-    </w:p>
-    <w:p>
-      <w:r>
-        <w:br w:type="page"/>
-      </w:r>
     </w:p>
     <w:p>
       <w:pPr>
@@ -15420,10 +15355,10 @@
     <w:p>
       <w:pPr>
         <w:keepNext/>
-        <w:spacing w:before="0" w:after="160"/>
         <w:pBdr>
           <w:bottom w:val="single" w:sz="12" w:color="01696F"/>
         </w:pBdr>
+        <w:spacing w:before="0" w:after="160"/>
       </w:pPr>
     </w:p>
     <w:p>
@@ -15476,8 +15411,6 @@
       <w:tblPr>
         <w:tblW w:type="auto" w:w="0"/>
         <w:jc w:val="left"/>
-        <w:tblLayout w:type="fixed"/>
-        <w:tblLook w:firstColumn="1" w:firstRow="1" w:lastColumn="0" w:lastRow="0" w:noHBand="0" w:noVBand="1" w:val="04A0"/>
         <w:tblBorders>
           <w:top w:val="single" w:sz="4" w:color="D4D1CA"/>
           <w:left w:val="single" w:sz="4" w:color="D4D1CA"/>
@@ -15486,6 +15419,8 @@
           <w:insideH w:val="single" w:sz="4" w:color="D4D1CA"/>
           <w:insideV w:val="single" w:sz="4" w:color="D4D1CA"/>
         </w:tblBorders>
+        <w:tblLayout w:type="fixed"/>
+        <w:tblLook w:firstColumn="1" w:firstRow="1" w:lastColumn="0" w:lastRow="0" w:noHBand="0" w:noVBand="1" w:val="04A0"/>
       </w:tblPr>
       <w:tblGrid>
         <w:gridCol w:w="4677"/>

--- a/DSA521S_Group11_Project_Report.docx
+++ b/DSA521S_Group11_Project_Report.docx
@@ -1645,14 +1645,14 @@
     <w:p>
       <w:pPr>
         <w:keepLines/>
-        <w:spacing w:before="80" w:after="160" w:line="240" w:lineRule="auto"/>
-        <w:shd w:val="clear" w:fill="F5F4F1"/>
         <w:pBdr>
           <w:top w:val="single" w:sz="4" w:space="4" w:color="DCD9D2"/>
           <w:left w:val="single" w:sz="4" w:space="4" w:color="DCD9D2"/>
           <w:bottom w:val="single" w:sz="4" w:space="4" w:color="DCD9D2"/>
           <w:right w:val="single" w:sz="4" w:space="4" w:color="DCD9D2"/>
         </w:pBdr>
+        <w:shd w:val="clear" w:fill="F5F4F1"/>
+        <w:spacing w:before="80" w:after="160" w:line="240" w:lineRule="auto"/>
       </w:pPr>
       <w:r>
         <w:rPr>
@@ -1744,14 +1744,14 @@
     <w:p>
       <w:pPr>
         <w:keepLines/>
-        <w:spacing w:before="80" w:after="160" w:line="240" w:lineRule="auto"/>
-        <w:shd w:val="clear" w:fill="F5F4F1"/>
         <w:pBdr>
           <w:top w:val="single" w:sz="4" w:space="4" w:color="DCD9D2"/>
           <w:left w:val="single" w:sz="4" w:space="4" w:color="DCD9D2"/>
           <w:bottom w:val="single" w:sz="4" w:space="4" w:color="DCD9D2"/>
           <w:right w:val="single" w:sz="4" w:space="4" w:color="DCD9D2"/>
         </w:pBdr>
+        <w:shd w:val="clear" w:fill="F5F4F1"/>
+        <w:spacing w:before="80" w:after="160" w:line="240" w:lineRule="auto"/>
       </w:pPr>
       <w:r>
         <w:rPr>
@@ -1919,14 +1919,14 @@
     <w:p>
       <w:pPr>
         <w:keepLines/>
-        <w:spacing w:before="80" w:after="160" w:line="240" w:lineRule="auto"/>
-        <w:shd w:val="clear" w:fill="F5F4F1"/>
         <w:pBdr>
           <w:top w:val="single" w:sz="4" w:space="4" w:color="DCD9D2"/>
           <w:left w:val="single" w:sz="4" w:space="4" w:color="DCD9D2"/>
           <w:bottom w:val="single" w:sz="4" w:space="4" w:color="DCD9D2"/>
           <w:right w:val="single" w:sz="4" w:space="4" w:color="DCD9D2"/>
         </w:pBdr>
+        <w:shd w:val="clear" w:fill="F5F4F1"/>
+        <w:spacing w:before="80" w:after="160" w:line="240" w:lineRule="auto"/>
       </w:pPr>
       <w:r>
         <w:rPr>
@@ -2105,14 +2105,14 @@
     <w:p>
       <w:pPr>
         <w:keepLines/>
-        <w:spacing w:before="80" w:after="160" w:line="240" w:lineRule="auto"/>
-        <w:shd w:val="clear" w:fill="F5F4F1"/>
         <w:pBdr>
           <w:top w:val="single" w:sz="4" w:space="4" w:color="DCD9D2"/>
           <w:left w:val="single" w:sz="4" w:space="4" w:color="DCD9D2"/>
           <w:bottom w:val="single" w:sz="4" w:space="4" w:color="DCD9D2"/>
           <w:right w:val="single" w:sz="4" w:space="4" w:color="DCD9D2"/>
         </w:pBdr>
+        <w:shd w:val="clear" w:fill="F5F4F1"/>
+        <w:spacing w:before="80" w:after="160" w:line="240" w:lineRule="auto"/>
       </w:pPr>
       <w:r>
         <w:rPr>
@@ -5436,14 +5436,14 @@
     <w:p>
       <w:pPr>
         <w:keepLines/>
-        <w:spacing w:before="80" w:after="160" w:line="240" w:lineRule="auto"/>
-        <w:shd w:val="clear" w:fill="F5F4F1"/>
         <w:pBdr>
           <w:top w:val="single" w:sz="4" w:space="4" w:color="DCD9D2"/>
           <w:left w:val="single" w:sz="4" w:space="4" w:color="DCD9D2"/>
           <w:bottom w:val="single" w:sz="4" w:space="4" w:color="DCD9D2"/>
           <w:right w:val="single" w:sz="4" w:space="4" w:color="DCD9D2"/>
         </w:pBdr>
+        <w:shd w:val="clear" w:fill="F5F4F1"/>
+        <w:spacing w:before="80" w:after="160" w:line="240" w:lineRule="auto"/>
       </w:pPr>
       <w:r>
         <w:rPr>
@@ -8999,14 +8999,14 @@
     <w:p>
       <w:pPr>
         <w:keepLines/>
-        <w:spacing w:before="80" w:after="160" w:line="240" w:lineRule="auto"/>
-        <w:shd w:val="clear" w:fill="F5F4F1"/>
         <w:pBdr>
           <w:top w:val="single" w:sz="4" w:space="4" w:color="DCD9D2"/>
           <w:left w:val="single" w:sz="4" w:space="4" w:color="DCD9D2"/>
           <w:bottom w:val="single" w:sz="4" w:space="4" w:color="DCD9D2"/>
           <w:right w:val="single" w:sz="4" w:space="4" w:color="DCD9D2"/>
         </w:pBdr>
+        <w:shd w:val="clear" w:fill="F5F4F1"/>
+        <w:spacing w:before="80" w:after="160" w:line="240" w:lineRule="auto"/>
       </w:pPr>
       <w:r>
         <w:rPr>
@@ -9099,14 +9099,14 @@
     <w:p>
       <w:pPr>
         <w:keepLines/>
-        <w:spacing w:before="80" w:after="160" w:line="240" w:lineRule="auto"/>
-        <w:shd w:val="clear" w:fill="F5F4F1"/>
         <w:pBdr>
           <w:top w:val="single" w:sz="4" w:space="4" w:color="DCD9D2"/>
           <w:left w:val="single" w:sz="4" w:space="4" w:color="DCD9D2"/>
           <w:bottom w:val="single" w:sz="4" w:space="4" w:color="DCD9D2"/>
           <w:right w:val="single" w:sz="4" w:space="4" w:color="DCD9D2"/>
         </w:pBdr>
+        <w:shd w:val="clear" w:fill="F5F4F1"/>
+        <w:spacing w:before="80" w:after="160" w:line="240" w:lineRule="auto"/>
       </w:pPr>
       <w:r>
         <w:rPr>
@@ -9191,14 +9191,14 @@
     <w:p>
       <w:pPr>
         <w:keepLines/>
-        <w:spacing w:before="80" w:after="160" w:line="240" w:lineRule="auto"/>
-        <w:shd w:val="clear" w:fill="F5F4F1"/>
         <w:pBdr>
           <w:top w:val="single" w:sz="4" w:space="4" w:color="DCD9D2"/>
           <w:left w:val="single" w:sz="4" w:space="4" w:color="DCD9D2"/>
           <w:bottom w:val="single" w:sz="4" w:space="4" w:color="DCD9D2"/>
           <w:right w:val="single" w:sz="4" w:space="4" w:color="DCD9D2"/>
         </w:pBdr>
+        <w:shd w:val="clear" w:fill="F5F4F1"/>
+        <w:spacing w:before="80" w:after="160" w:line="240" w:lineRule="auto"/>
       </w:pPr>
       <w:r>
         <w:rPr>
@@ -9361,14 +9361,14 @@
     <w:p>
       <w:pPr>
         <w:keepLines/>
-        <w:spacing w:before="80" w:after="160" w:line="240" w:lineRule="auto"/>
-        <w:shd w:val="clear" w:fill="F5F4F1"/>
         <w:pBdr>
           <w:top w:val="single" w:sz="4" w:space="4" w:color="DCD9D2"/>
           <w:left w:val="single" w:sz="4" w:space="4" w:color="DCD9D2"/>
           <w:bottom w:val="single" w:sz="4" w:space="4" w:color="DCD9D2"/>
           <w:right w:val="single" w:sz="4" w:space="4" w:color="DCD9D2"/>
         </w:pBdr>
+        <w:shd w:val="clear" w:fill="F5F4F1"/>
+        <w:spacing w:before="80" w:after="160" w:line="240" w:lineRule="auto"/>
       </w:pPr>
       <w:r>
         <w:rPr>
@@ -9525,14 +9525,14 @@
     <w:p>
       <w:pPr>
         <w:keepLines/>
-        <w:spacing w:before="80" w:after="160" w:line="240" w:lineRule="auto"/>
-        <w:shd w:val="clear" w:fill="F5F4F1"/>
         <w:pBdr>
           <w:top w:val="single" w:sz="4" w:space="4" w:color="DCD9D2"/>
           <w:left w:val="single" w:sz="4" w:space="4" w:color="DCD9D2"/>
           <w:bottom w:val="single" w:sz="4" w:space="4" w:color="DCD9D2"/>
           <w:right w:val="single" w:sz="4" w:space="4" w:color="DCD9D2"/>
         </w:pBdr>
+        <w:shd w:val="clear" w:fill="F5F4F1"/>
+        <w:spacing w:before="80" w:after="160" w:line="240" w:lineRule="auto"/>
       </w:pPr>
       <w:r>
         <w:rPr>
@@ -9767,14 +9767,14 @@
     <w:p>
       <w:pPr>
         <w:keepLines/>
-        <w:spacing w:before="80" w:after="160" w:line="240" w:lineRule="auto"/>
-        <w:shd w:val="clear" w:fill="F5F4F1"/>
         <w:pBdr>
           <w:top w:val="single" w:sz="4" w:space="4" w:color="DCD9D2"/>
           <w:left w:val="single" w:sz="4" w:space="4" w:color="DCD9D2"/>
           <w:bottom w:val="single" w:sz="4" w:space="4" w:color="DCD9D2"/>
           <w:right w:val="single" w:sz="4" w:space="4" w:color="DCD9D2"/>
         </w:pBdr>
+        <w:shd w:val="clear" w:fill="F5F4F1"/>
+        <w:spacing w:before="80" w:after="160" w:line="240" w:lineRule="auto"/>
       </w:pPr>
       <w:r>
         <w:rPr>
@@ -9907,14 +9907,14 @@
     <w:p>
       <w:pPr>
         <w:keepLines/>
-        <w:spacing w:before="80" w:after="160" w:line="240" w:lineRule="auto"/>
-        <w:shd w:val="clear" w:fill="F5F4F1"/>
         <w:pBdr>
           <w:top w:val="single" w:sz="4" w:space="4" w:color="DCD9D2"/>
           <w:left w:val="single" w:sz="4" w:space="4" w:color="DCD9D2"/>
           <w:bottom w:val="single" w:sz="4" w:space="4" w:color="DCD9D2"/>
           <w:right w:val="single" w:sz="4" w:space="4" w:color="DCD9D2"/>
         </w:pBdr>
+        <w:shd w:val="clear" w:fill="F5F4F1"/>
+        <w:spacing w:before="80" w:after="160" w:line="240" w:lineRule="auto"/>
       </w:pPr>
       <w:r>
         <w:rPr>
@@ -10078,14 +10078,14 @@
     <w:p>
       <w:pPr>
         <w:keepLines/>
-        <w:spacing w:before="80" w:after="160" w:line="240" w:lineRule="auto"/>
-        <w:shd w:val="clear" w:fill="F5F4F1"/>
         <w:pBdr>
           <w:top w:val="single" w:sz="4" w:space="4" w:color="DCD9D2"/>
           <w:left w:val="single" w:sz="4" w:space="4" w:color="DCD9D2"/>
           <w:bottom w:val="single" w:sz="4" w:space="4" w:color="DCD9D2"/>
           <w:right w:val="single" w:sz="4" w:space="4" w:color="DCD9D2"/>
         </w:pBdr>
+        <w:shd w:val="clear" w:fill="F5F4F1"/>
+        <w:spacing w:before="80" w:after="160" w:line="240" w:lineRule="auto"/>
       </w:pPr>
       <w:r>
         <w:rPr>
@@ -10210,14 +10210,14 @@
     <w:p>
       <w:pPr>
         <w:keepLines/>
-        <w:spacing w:before="80" w:after="160" w:line="240" w:lineRule="auto"/>
-        <w:shd w:val="clear" w:fill="F5F4F1"/>
         <w:pBdr>
           <w:top w:val="single" w:sz="4" w:space="4" w:color="DCD9D2"/>
           <w:left w:val="single" w:sz="4" w:space="4" w:color="DCD9D2"/>
           <w:bottom w:val="single" w:sz="4" w:space="4" w:color="DCD9D2"/>
           <w:right w:val="single" w:sz="4" w:space="4" w:color="DCD9D2"/>
         </w:pBdr>
+        <w:shd w:val="clear" w:fill="F5F4F1"/>
+        <w:spacing w:before="80" w:after="160" w:line="240" w:lineRule="auto"/>
       </w:pPr>
       <w:r>
         <w:rPr>
@@ -10326,14 +10326,14 @@
     <w:p>
       <w:pPr>
         <w:keepLines/>
-        <w:spacing w:before="80" w:after="160" w:line="240" w:lineRule="auto"/>
-        <w:shd w:val="clear" w:fill="F5F4F1"/>
         <w:pBdr>
           <w:top w:val="single" w:sz="4" w:space="4" w:color="DCD9D2"/>
           <w:left w:val="single" w:sz="4" w:space="4" w:color="DCD9D2"/>
           <w:bottom w:val="single" w:sz="4" w:space="4" w:color="DCD9D2"/>
           <w:right w:val="single" w:sz="4" w:space="4" w:color="DCD9D2"/>
         </w:pBdr>
+        <w:shd w:val="clear" w:fill="F5F4F1"/>
+        <w:spacing w:before="80" w:after="160" w:line="240" w:lineRule="auto"/>
       </w:pPr>
       <w:r>
         <w:rPr>
@@ -10466,14 +10466,14 @@
     <w:p>
       <w:pPr>
         <w:keepLines/>
-        <w:spacing w:before="80" w:after="160" w:line="240" w:lineRule="auto"/>
-        <w:shd w:val="clear" w:fill="F5F4F1"/>
         <w:pBdr>
           <w:top w:val="single" w:sz="4" w:space="4" w:color="DCD9D2"/>
           <w:left w:val="single" w:sz="4" w:space="4" w:color="DCD9D2"/>
           <w:bottom w:val="single" w:sz="4" w:space="4" w:color="DCD9D2"/>
           <w:right w:val="single" w:sz="4" w:space="4" w:color="DCD9D2"/>
         </w:pBdr>
+        <w:shd w:val="clear" w:fill="F5F4F1"/>
+        <w:spacing w:before="80" w:after="160" w:line="240" w:lineRule="auto"/>
       </w:pPr>
       <w:r>
         <w:rPr>
@@ -10653,14 +10653,14 @@
     <w:p>
       <w:pPr>
         <w:keepLines/>
-        <w:spacing w:before="80" w:after="160" w:line="240" w:lineRule="auto"/>
-        <w:shd w:val="clear" w:fill="F5F4F1"/>
         <w:pBdr>
           <w:top w:val="single" w:sz="4" w:space="4" w:color="DCD9D2"/>
           <w:left w:val="single" w:sz="4" w:space="4" w:color="DCD9D2"/>
           <w:bottom w:val="single" w:sz="4" w:space="4" w:color="DCD9D2"/>
           <w:right w:val="single" w:sz="4" w:space="4" w:color="DCD9D2"/>
         </w:pBdr>
+        <w:shd w:val="clear" w:fill="F5F4F1"/>
+        <w:spacing w:before="80" w:after="160" w:line="240" w:lineRule="auto"/>
       </w:pPr>
       <w:r>
         <w:rPr>
